--- a/files/05_ContosoMedical_FinanceProcurementPolicies.docx
+++ b/files/05_ContosoMedical_FinanceProcurementPolicies.docx
@@ -2,6 +2,7 @@
 <file path=word/document.xml><?xml version="1.0" encoding="utf-8"?>
 <w:document xmlns:wpc="http://schemas.microsoft.com/office/word/2010/wordprocessingCanvas" xmlns:mo="http://schemas.microsoft.com/office/mac/office/2008/main" xmlns:mc="http://schemas.openxmlformats.org/markup-compatibility/2006" xmlns:mv="urn:schemas-microsoft-com:mac:vml" xmlns:o="urn:schemas-microsoft-com:office:office" xmlns:r="http://schemas.openxmlformats.org/officeDocument/2006/relationships" xmlns:m="http://schemas.openxmlformats.org/officeDocument/2006/math" xmlns:v="urn:schemas-microsoft-com:vml" xmlns:wp14="http://schemas.microsoft.com/office/word/2010/wordprocessingDrawing" xmlns:wp="http://schemas.openxmlformats.org/drawingml/2006/wordprocessingDrawing" xmlns:w10="urn:schemas-microsoft-com:office:word" xmlns:w="http://schemas.openxmlformats.org/wordprocessingml/2006/main" xmlns:w14="http://schemas.microsoft.com/office/word/2010/wordml" xmlns:wpg="http://schemas.microsoft.com/office/word/2010/wordprocessingGroup" xmlns:wpi="http://schemas.microsoft.com/office/word/2010/wordprocessingInk" xmlns:wne="http://schemas.microsoft.com/office/word/2006/wordml" xmlns:wps="http://schemas.microsoft.com/office/word/2010/wordprocessingShape" mc:Ignorable="w14 wp14">
   <w:body>
+    <w:p/>
     <w:p>
       <w:pPr>
         <w:jc w:val="center"/>
@@ -9,10 +10,38 @@
       <w:r>
         <w:rPr>
           <w:b/>
-          <w:color w:val="1E3A5F"/>
-          <w:sz w:val="32"/>
+          <w:color w:val="1E3A8A"/>
+          <w:sz w:val="36"/>
         </w:rPr>
-        <w:t>CONTOSO MEDICAL CENTRE SDN BHD</w:t>
+        <w:t>FINANCE &amp; PROCUREMENT POLICY MANUAL</w:t>
+      </w:r>
+    </w:p>
+    <w:p>
+      <w:pPr>
+        <w:jc w:val="center"/>
+      </w:pPr>
+      <w:r>
+        <w:rPr>
+          <w:b w:val="0"/>
+          <w:color w:val="1D40AF"/>
+          <w:sz w:val="28"/>
+        </w:rPr>
+        <w:t>Contoso Medical Group Sdn Bhd</w:t>
+      </w:r>
+    </w:p>
+    <w:p/>
+    <w:p>
+      <w:pPr>
+        <w:jc w:val="center"/>
+      </w:pPr>
+      <w:r>
+        <w:rPr>
+          <w:b/>
+        </w:rPr>
+        <w:t xml:space="preserve">Version: </w:t>
+      </w:r>
+      <w:r>
+        <w:t>3.2</w:t>
       </w:r>
     </w:p>
     <w:p>
@@ -23,7 +52,10 @@
         <w:rPr>
           <w:b/>
         </w:rPr>
-        <w:t>FINANCE &amp; PROCUREMENT DEPARTMENT POLICY MANUAL</w:t>
+        <w:t xml:space="preserve">Effective Date: </w:t>
+      </w:r>
+      <w:r>
+        <w:t>1 January 2026</w:t>
       </w:r>
     </w:p>
     <w:p>
@@ -32,617 +64,60 @@
       </w:pPr>
       <w:r>
         <w:rPr>
-          <w:i/>
-          <w:color w:val="64748B"/>
+          <w:b/>
         </w:rPr>
-        <w:t>Version 3.2  |  Effective Date: 1 January 2025  |  Approved by: Board of Directors</w:t>
+        <w:t xml:space="preserve">Approved by: </w:t>
+      </w:r>
+      <w:r>
+        <w:t>Board Finance Committee</w:t>
       </w:r>
     </w:p>
-    <w:p/>
-    <w:p/>
+    <w:p>
+      <w:pPr>
+        <w:jc w:val="center"/>
+      </w:pPr>
+      <w:r>
+        <w:rPr>
+          <w:b/>
+        </w:rPr>
+        <w:t xml:space="preserve">Review Date: </w:t>
+      </w:r>
+      <w:r>
+        <w:t>31 December 2026</w:t>
+      </w:r>
+    </w:p>
+    <w:p>
+      <w:r>
+        <w:br w:type="page"/>
+      </w:r>
+    </w:p>
     <w:p>
       <w:pPr>
         <w:pStyle w:val="Heading1"/>
       </w:pPr>
       <w:r>
         <w:rPr>
-          <w:color w:val="1E3A5F"/>
+          <w:color w:val="1E3A8A"/>
         </w:rPr>
-        <w:t>PART A — FINANCE POLICIES</w:t>
-      </w:r>
-    </w:p>
-    <w:p/>
-    <w:p>
-      <w:pPr>
-        <w:pStyle w:val="Heading2"/>
-      </w:pPr>
-      <w:r>
-        <w:rPr>
-          <w:color w:val="0284C7"/>
-        </w:rPr>
-        <w:t>1. EXPENSE CLAIMS POLICY</w:t>
+        <w:t>SECTION 1: CAPITAL EXPENDITURE (CAPEX) APPROVAL AUTHORITY</w:t>
       </w:r>
     </w:p>
     <w:p>
       <w:r>
         <w:rPr>
-          <w:b/>
-          <w:color w:val="1E3A5F"/>
+          <w:b w:val="0"/>
+          <w:i w:val="0"/>
         </w:rPr>
-        <w:t xml:space="preserve">1.1 Purpose    </w:t>
-      </w:r>
-    </w:p>
-    <w:p>
-      <w:r>
-        <w:t>This policy governs the process for submission, approval, and reimbursement of business expenses incurred by Contoso Medical Centre employees in the performance of their official duties.</w:t>
+        <w:t>1.1  Purpose</w:t>
       </w:r>
     </w:p>
     <w:p>
       <w:r>
         <w:rPr>
-          <w:b/>
-          <w:color w:val="1E3A5F"/>
+          <w:b w:val="0"/>
+          <w:i w:val="0"/>
         </w:rPr>
-        <w:t xml:space="preserve">1.2 Submission Deadline    </w:t>
-      </w:r>
-    </w:p>
-    <w:p>
-      <w:r>
-        <w:t>All expense claims must be submitted by the 15th of each calendar month for expenses incurred in the preceding month. Claims submitted after the 15th will be processed in the following month's payment cycle. No exceptions will be made for claims older than three (3) months from the date the expense was incurred.</w:t>
-      </w:r>
-    </w:p>
-    <w:p>
-      <w:r>
-        <w:rPr>
-          <w:b/>
-          <w:color w:val="1E3A5F"/>
-        </w:rPr>
-        <w:t xml:space="preserve">1.3 Eligible Expenses    </w:t>
-      </w:r>
-    </w:p>
-    <w:p>
-      <w:r>
-        <w:t>Eligible expenses include: business travel (economy class for domestic, business class only for international flights above 6 hours), client entertainment (maximum RM 300 per person per occasion with prior HOD approval), professional training and conference registration, and departmental operational expenses with prior budget approval.</w:t>
-      </w:r>
-    </w:p>
-    <w:p>
-      <w:r>
-        <w:rPr>
-          <w:b/>
-          <w:color w:val="1E3A5F"/>
-        </w:rPr>
-        <w:t xml:space="preserve">1.4 Approval Thresholds    </w:t>
-      </w:r>
-    </w:p>
-    <w:p>
-      <w:r>
-        <w:t>Expense claims shall be approved according to the following delegation of authority:</w:t>
-        <w:br/>
-        <w:t xml:space="preserve">  •  Up to RM 500: Auto-approved via system upon submission</w:t>
-        <w:br/>
-        <w:t xml:space="preserve">  •  RM 501 to RM 2,000: Immediate Supervisor approval required</w:t>
-        <w:br/>
-        <w:t xml:space="preserve">  •  RM 2,001 to RM 10,000: HOD and Finance Manager joint approval required</w:t>
-        <w:br/>
-        <w:t xml:space="preserve">  •  Above RM 10,000: CFO approval required</w:t>
-      </w:r>
-    </w:p>
-    <w:p>
-      <w:r>
-        <w:rPr>
-          <w:b/>
-          <w:color w:val="1E3A5F"/>
-        </w:rPr>
-        <w:t xml:space="preserve">1.5 Reimbursement    </w:t>
-      </w:r>
-    </w:p>
-    <w:p>
-      <w:r>
-        <w:t>Approved expense claims will be reimbursed within ten (10) business days of approval via direct bank transfer to the employee's registered payroll account. All claims must be supported by original receipts or e-invoices. Claims without receipts will not be processed.</w:t>
-      </w:r>
-    </w:p>
-    <w:p/>
-    <w:p>
-      <w:pPr>
-        <w:pStyle w:val="Heading2"/>
-      </w:pPr>
-      <w:r>
-        <w:rPr>
-          <w:color w:val="0284C7"/>
-        </w:rPr>
-        <w:t>2. CAPITAL EXPENDITURE (CAPEX) POLICY</w:t>
-      </w:r>
-    </w:p>
-    <w:p>
-      <w:r>
-        <w:rPr>
-          <w:b/>
-          <w:color w:val="1E3A5F"/>
-        </w:rPr>
-        <w:t xml:space="preserve">2.1 Definition    </w:t>
-      </w:r>
-    </w:p>
-    <w:p>
-      <w:r>
-        <w:t>Capital expenditure is defined as any acquisition of assets with an individual value exceeding RM 5,000 and an expected useful life of more than one (1) year. This includes medical equipment, IT infrastructure, furniture, vehicles, and leasehold improvements.</w:t>
-      </w:r>
-    </w:p>
-    <w:p>
-      <w:r>
-        <w:rPr>
-          <w:b/>
-          <w:color w:val="1E3A5F"/>
-        </w:rPr>
-        <w:t xml:space="preserve">2.2 CapEx Approval Thresholds    </w:t>
-      </w:r>
-    </w:p>
-    <w:p>
-      <w:r>
-        <w:t>CapEx proposals shall be approved according to the following authority levels:</w:t>
-        <w:br/>
-        <w:t xml:space="preserve">  •  RM 5,001 to RM 50,000: Department HOD approval</w:t>
-        <w:br/>
-        <w:t xml:space="preserve">  •  RM 50,001 to RM 100,000: CFO approval</w:t>
-        <w:br/>
-        <w:t xml:space="preserve">  •  Above RM 100,000: Board of Directors approval required</w:t>
-        <w:br/>
-        <w:t xml:space="preserve">  All CapEx above RM 50,000 requires a formal Business Case submission including clinical justification, ROI analysis, and three comparative quotations.</w:t>
-      </w:r>
-    </w:p>
-    <w:p>
-      <w:r>
-        <w:rPr>
-          <w:b/>
-          <w:color w:val="1E3A5F"/>
-        </w:rPr>
-        <w:t xml:space="preserve">2.3 Business Case Requirements    </w:t>
-      </w:r>
-    </w:p>
-    <w:p>
-      <w:r>
-        <w:t>A CapEx Business Case must include: clinical or operational justification, total cost of ownership analysis (minimum 3-year projection), impact on revenue or cost savings, three quotations or proof of sole-source justification, and an implementation timeline with key milestones.</w:t>
-      </w:r>
-    </w:p>
-    <w:p>
-      <w:r>
-        <w:rPr>
-          <w:b/>
-          <w:color w:val="1E3A5F"/>
-        </w:rPr>
-        <w:t xml:space="preserve">2.4 Depreciation Policy    </w:t>
-      </w:r>
-    </w:p>
-    <w:p>
-      <w:r>
-        <w:t>All capitalised assets shall be depreciated on a straight-line basis over their estimated useful lives: Medical equipment 5–10 years; IT equipment 3–5 years; Furniture and fittings 5 years; Motor vehicles 5 years; Leasehold improvements over lease period.</w:t>
-      </w:r>
-    </w:p>
-    <w:p/>
-    <w:p>
-      <w:pPr>
-        <w:pStyle w:val="Heading2"/>
-      </w:pPr>
-      <w:r>
-        <w:rPr>
-          <w:color w:val="0284C7"/>
-        </w:rPr>
-        <w:t>3. BUDGET MANAGEMENT POLICY</w:t>
-      </w:r>
-    </w:p>
-    <w:p>
-      <w:r>
-        <w:rPr>
-          <w:b/>
-          <w:color w:val="1E3A5F"/>
-        </w:rPr>
-        <w:t xml:space="preserve">3.1 Budget Cycle    </w:t>
-      </w:r>
-    </w:p>
-    <w:p>
-      <w:r>
-        <w:t>The annual budget process commences in September each year. Departmental budget submissions are due by 15 October. Finance consolidation is completed by 31 October. Executive review and revision occurs in November. The final budget is presented to the Board for approval at the December Board meeting and takes effect on 1 January.</w:t>
-      </w:r>
-    </w:p>
-    <w:p>
-      <w:r>
-        <w:rPr>
-          <w:b/>
-          <w:color w:val="1E3A5F"/>
-        </w:rPr>
-        <w:t xml:space="preserve">3.2 Budget Revisions    </w:t>
-      </w:r>
-    </w:p>
-    <w:p>
-      <w:r>
-        <w:t>Mid-year budget revisions may be requested via formal submission to Finance by 30 June. Revisions must be supported by written justification and CFO approval. A maximum of two formal revision rounds per year are permitted.</w:t>
-      </w:r>
-    </w:p>
-    <w:p>
-      <w:r>
-        <w:rPr>
-          <w:b/>
-          <w:color w:val="1E3A5F"/>
-        </w:rPr>
-        <w:t xml:space="preserve">3.3 Virement Rules    </w:t>
-      </w:r>
-    </w:p>
-    <w:p>
-      <w:r>
-        <w:t>Department heads may request budget virement (transfer between cost lines within the same department) subject to the following rules: Virements within the same cost centre require HOD approval only; Virements between cost centres require CFO approval; No virement is permitted to increase the total departmental budget envelope.</w:t>
-      </w:r>
-    </w:p>
-    <w:p>
-      <w:r>
-        <w:rPr>
-          <w:b/>
-          <w:color w:val="1E3A5F"/>
-        </w:rPr>
-        <w:t xml:space="preserve">3.4 Budget Freeze    </w:t>
-      </w:r>
-    </w:p>
-    <w:p>
-      <w:r>
-        <w:t>The Finance Department may declare a budget freeze period when aggregate spending exceeds 110% of year-to-date budget. During a freeze, all non-essential expenditure above RM 1,000 requires CFO pre-approval.</w:t>
-      </w:r>
-    </w:p>
-    <w:p/>
-    <w:p>
-      <w:pPr>
-        <w:pStyle w:val="Heading2"/>
-      </w:pPr>
-      <w:r>
-        <w:rPr>
-          <w:color w:val="0284C7"/>
-        </w:rPr>
-        <w:t>4. VENDOR PAYMENT POLICY</w:t>
-      </w:r>
-    </w:p>
-    <w:p>
-      <w:r>
-        <w:rPr>
-          <w:b/>
-          <w:color w:val="1E3A5F"/>
-        </w:rPr>
-        <w:t xml:space="preserve">4.1 Standard Payment Terms    </w:t>
-      </w:r>
-    </w:p>
-    <w:p>
-      <w:r>
-        <w:t>Contoso Medical Centre's standard payment terms for all vendor invoices are thirty (30) calendar days from the date of invoice receipt (Net-30), unless otherwise agreed in writing in a signed vendor contract.</w:t>
-      </w:r>
-    </w:p>
-    <w:p>
-      <w:r>
-        <w:rPr>
-          <w:b/>
-          <w:color w:val="1E3A5F"/>
-        </w:rPr>
-        <w:t xml:space="preserve">4.2 Invoice Requirements    </w:t>
-      </w:r>
-    </w:p>
-    <w:p>
-      <w:r>
-        <w:t>To be accepted for processing, all vendor invoices must include: CMC purchase order number, vendor registration number (SSM), GST/SST registration number (if applicable), itemised description of goods or services, unit price and total amount, bank account details, and vendor authorised signatory.</w:t>
-      </w:r>
-    </w:p>
-    <w:p>
-      <w:r>
-        <w:rPr>
-          <w:b/>
-          <w:color w:val="1E3A5F"/>
-        </w:rPr>
-        <w:t xml:space="preserve">4.3 Payment Runs    </w:t>
-      </w:r>
-    </w:p>
-    <w:p>
-      <w:r>
-        <w:t>Accounts Payable processes vendor payments twice weekly: Tuesday and Friday. Invoices approved by the Monday close of business will be included in the Tuesday payment run. Invoices approved by Thursday close of business will be included in the Friday payment run.</w:t>
-      </w:r>
-    </w:p>
-    <w:p>
-      <w:r>
-        <w:rPr>
-          <w:b/>
-          <w:color w:val="1E3A5F"/>
-        </w:rPr>
-        <w:t xml:space="preserve">4.4 Disputed Invoices    </w:t>
-      </w:r>
-    </w:p>
-    <w:p>
-      <w:r>
-        <w:t>If an invoice is disputed, the Accounts Payable team shall notify the vendor within five (5) business days of receipt stating the reason for dispute. The payment clock shall pause from the date of dispute notification and restart once the dispute is resolved. All disputes must be resolved within thirty (30) days.</w:t>
-      </w:r>
-    </w:p>
-    <w:p/>
-    <w:p>
-      <w:pPr>
-        <w:pStyle w:val="Heading1"/>
-      </w:pPr>
-      <w:r>
-        <w:rPr>
-          <w:color w:val="1E3A5F"/>
-        </w:rPr>
-        <w:t>PART B — PROCUREMENT POLICIES</w:t>
-      </w:r>
-    </w:p>
-    <w:p/>
-    <w:p>
-      <w:pPr>
-        <w:pStyle w:val="Heading2"/>
-      </w:pPr>
-      <w:r>
-        <w:rPr>
-          <w:color w:val="0284C7"/>
-        </w:rPr>
-        <w:t>5. PROCUREMENT THRESHOLDS AND APPROVAL AUTHORITY</w:t>
-      </w:r>
-    </w:p>
-    <w:p>
-      <w:r>
-        <w:rPr>
-          <w:b/>
-          <w:color w:val="1E3A5F"/>
-        </w:rPr>
-        <w:t xml:space="preserve">5.1 Procurement Method by Value    </w:t>
-      </w:r>
-    </w:p>
-    <w:p>
-      <w:r>
-        <w:t>All procurement of goods and services shall follow the appropriate procurement method based on estimated value:</w:t>
-        <w:br/>
-        <w:t xml:space="preserve">  •  Below RM 5,000: Direct award — no quotation required; HOD approval</w:t>
-        <w:br/>
-        <w:t xml:space="preserve">  •  RM 5,001 to RM 10,000: Minimum one (1) written quotation; HOD approval</w:t>
-        <w:br/>
-        <w:t xml:space="preserve">  •  RM 10,001 to RM 20,000: Minimum three (3) written quotations; HOD + Procurement approval</w:t>
-        <w:br/>
-        <w:t xml:space="preserve">  •  Above RM 20,000: Open tender or restricted tender; Procurement Committee approval</w:t>
-        <w:br/>
-        <w:t xml:space="preserve">  •  Above RM 300,000: Board approval required</w:t>
-      </w:r>
-    </w:p>
-    <w:p>
-      <w:r>
-        <w:rPr>
-          <w:b/>
-          <w:color w:val="1E3A5F"/>
-        </w:rPr>
-        <w:t xml:space="preserve">5.2 Sole Source Justification    </w:t>
-      </w:r>
-    </w:p>
-    <w:p>
-      <w:r>
-        <w:t>Direct award above RM 5,000 without competitive quotation is only permitted where: only one qualified supplier exists in the market, urgent clinical need exists and delay would cause patient harm (documented by Medical Director), or where standardisation with existing equipment is technically mandatory. All sole-source awards must be documented, justified, and approved by the CFO.</w:t>
-      </w:r>
-    </w:p>
-    <w:p/>
-    <w:p>
-      <w:pPr>
-        <w:pStyle w:val="Heading2"/>
-      </w:pPr>
-      <w:r>
-        <w:rPr>
-          <w:color w:val="0284C7"/>
-        </w:rPr>
-        <w:t>6. PURCHASE ORDER POLICY</w:t>
-      </w:r>
-    </w:p>
-    <w:p>
-      <w:r>
-        <w:rPr>
-          <w:b/>
-          <w:color w:val="1E3A5F"/>
-        </w:rPr>
-        <w:t xml:space="preserve">6.1 PO Mandatory Threshold    </w:t>
-      </w:r>
-    </w:p>
-    <w:p>
-      <w:r>
-        <w:t>A formal Purchase Order (PO) must be raised in the procurement system for all purchases exceeding RM 2,000. Verbal or informal orders above this threshold are not permitted and will not be honoured for payment.</w:t>
-      </w:r>
-    </w:p>
-    <w:p>
-      <w:r>
-        <w:rPr>
-          <w:b/>
-          <w:color w:val="1E3A5F"/>
-        </w:rPr>
-        <w:t xml:space="preserve">6.2 Approved Vendor List    </w:t>
-      </w:r>
-    </w:p>
-    <w:p>
-      <w:r>
-        <w:t>Procurement shall maintain an Approved Vendor List (AVL) updated annually. All purchases above RM 5,000 must be made from AVL-registered vendors unless an exception is approved by the Head of Procurement. New vendor registration requires submission of SSM registration, bank account details, and a completed vendor declaration form.</w:t>
-      </w:r>
-    </w:p>
-    <w:p>
-      <w:r>
-        <w:rPr>
-          <w:b/>
-          <w:color w:val="1E3A5F"/>
-        </w:rPr>
-        <w:t xml:space="preserve">6.3 Split Purchase Prohibition    </w:t>
-      </w:r>
-    </w:p>
-    <w:p>
-      <w:r>
-        <w:t>The splitting of a single purchase requirement into multiple smaller purchase orders or requisitions with the deliberate intent of avoiding procurement thresholds or approval requirements is strictly prohibited. This practice constitutes a breach of procurement policy and is classified as a disciplinary offence under the Company's Code of Conduct. Disciplinary action may include formal warning, salary deduction, or termination of employment depending on severity and intent. Any suspected split purchases identified by Finance or Internal Audit will be referred to HR for investigation.</w:t>
-      </w:r>
-    </w:p>
-    <w:p/>
-    <w:p>
-      <w:pPr>
-        <w:pStyle w:val="Heading2"/>
-      </w:pPr>
-      <w:r>
-        <w:rPr>
-          <w:color w:val="0284C7"/>
-        </w:rPr>
-        <w:t>7. VENDOR EVALUATION AND ONBOARDING</w:t>
-      </w:r>
-    </w:p>
-    <w:p>
-      <w:r>
-        <w:rPr>
-          <w:b/>
-          <w:color w:val="1E3A5F"/>
-        </w:rPr>
-        <w:t xml:space="preserve">7.1 Vendor Registration    </w:t>
-      </w:r>
-    </w:p>
-    <w:p>
-      <w:r>
-        <w:t>All new vendors must complete the Vendor Registration Form and submit supporting documents including: SSM business registration certificate, bank account confirmation letter, audited financial statements (latest year), and declaration of conflict of interest. Registration is approved by the Head of Procurement and takes effect within 10 business days of complete submission.</w:t>
-      </w:r>
-    </w:p>
-    <w:p>
-      <w:r>
-        <w:rPr>
-          <w:b/>
-          <w:color w:val="1E3A5F"/>
-        </w:rPr>
-        <w:t xml:space="preserve">7.2 Evaluation Criteria    </w:t>
-      </w:r>
-    </w:p>
-    <w:p>
-      <w:r>
-        <w:t>Vendor evaluation for tender awards shall be conducted using a weighted scoring matrix with the following standard criteria: Price/Total Cost of Ownership (35%), Technical Compliance (25%), Delivery Lead Time (20%), Warranty and After-Sales Support (15%), Local Presence and Track Record (5%). Criteria weights may be adjusted with Procurement Committee approval for specialised acquisitions.</w:t>
-      </w:r>
-    </w:p>
-    <w:p>
-      <w:r>
-        <w:rPr>
-          <w:b/>
-          <w:color w:val="1E3A5F"/>
-        </w:rPr>
-        <w:t xml:space="preserve">7.3 Annual Vendor Review    </w:t>
-      </w:r>
-    </w:p>
-    <w:p>
-      <w:r>
-        <w:t>All Tier 1 vendors (annual spend &gt; RM 200,000) shall be subject to an annual performance review conducted by Procurement in November. Performance metrics reviewed include: on-time delivery rate, quality rejection rate, responsiveness, and pricing competitiveness. Vendors with sustained poor performance ratings may be suspended from the AVL.</w:t>
-      </w:r>
-    </w:p>
-    <w:p/>
-    <w:p>
-      <w:pPr>
-        <w:pStyle w:val="Heading2"/>
-      </w:pPr>
-      <w:r>
-        <w:rPr>
-          <w:color w:val="0284C7"/>
-        </w:rPr>
-        <w:t>8. CONTRACT MANAGEMENT POLICY</w:t>
-      </w:r>
-    </w:p>
-    <w:p>
-      <w:r>
-        <w:rPr>
-          <w:b/>
-          <w:color w:val="1E3A5F"/>
-        </w:rPr>
-        <w:t xml:space="preserve">8.1 Contract Requirement    </w:t>
-      </w:r>
-    </w:p>
-    <w:p>
-      <w:r>
-        <w:t>A formal written contract is mandatory for all vendor engagements with a total value exceeding RM 50,000, or for any recurring service engagement regardless of value. Contracts must be reviewed by the Head of Procurement and approved by the CFO before execution.</w:t>
-      </w:r>
-    </w:p>
-    <w:p>
-      <w:r>
-        <w:rPr>
-          <w:b/>
-          <w:color w:val="1E3A5F"/>
-        </w:rPr>
-        <w:t xml:space="preserve">8.2 Standard Contract Terms    </w:t>
-      </w:r>
-    </w:p>
-    <w:p>
-      <w:r>
-        <w:t>All vendor contracts shall incorporate CMC's standard terms and conditions including: Net-30 payment terms, liability cap of minimum six months' fees, symmetric termination rights (equal notice periods for both parties), annual price escalation capped at 5% or CPI (whichever is lower), and SLA penalty clauses for material service level breaches.</w:t>
-      </w:r>
-    </w:p>
-    <w:p>
-      <w:r>
-        <w:rPr>
-          <w:b/>
-          <w:color w:val="1E3A5F"/>
-        </w:rPr>
-        <w:t xml:space="preserve">8.3 Contract Renewal    </w:t>
-      </w:r>
-    </w:p>
-    <w:p>
-      <w:r>
-        <w:t>Departments are responsible for notifying Procurement at least three (3) months before any contract expiry. Procurement will initiate renewal or re-tender as appropriate. Contracts that expire without renewal will result in service disruption responsibility falling to the requesting HOD.</w:t>
-      </w:r>
-    </w:p>
-    <w:p>
-      <w:r>
-        <w:rPr>
-          <w:b/>
-          <w:color w:val="1E3A5F"/>
-        </w:rPr>
-        <w:t xml:space="preserve">8.4 Variation Orders    </w:t>
-      </w:r>
-    </w:p>
-    <w:p>
-      <w:r>
-        <w:t>Any changes to the scope, price, or duration of an existing contract must be formalised through a Variation Order (VO) approved by the original contract approving authority. Verbal agreements to vary contract terms are not binding.</w:t>
-      </w:r>
-    </w:p>
-    <w:p/>
-    <w:p>
-      <w:pPr>
-        <w:pStyle w:val="Heading2"/>
-      </w:pPr>
-      <w:r>
-        <w:rPr>
-          <w:color w:val="0284C7"/>
-        </w:rPr>
-        <w:t>9. ETHICAL PROCUREMENT POLICY</w:t>
-      </w:r>
-    </w:p>
-    <w:p>
-      <w:r>
-        <w:rPr>
-          <w:b/>
-          <w:color w:val="1E3A5F"/>
-        </w:rPr>
-        <w:t xml:space="preserve">9.1 Conflict of Interest    </w:t>
-      </w:r>
-    </w:p>
-    <w:p>
-      <w:r>
-        <w:t>All procurement staff and members of the Procurement Committee must declare any personal, financial, or business relationship with a vendor participating in any tender or quotation process. A conflict of interest declaration form must be submitted before any evaluation commences. Failure to declare is a disciplinary offence.</w:t>
-      </w:r>
-    </w:p>
-    <w:p>
-      <w:r>
-        <w:rPr>
-          <w:b/>
-          <w:color w:val="1E3A5F"/>
-        </w:rPr>
-        <w:t xml:space="preserve">9.2 Gifts and Entertainment    </w:t>
-      </w:r>
-    </w:p>
-    <w:p>
-      <w:r>
-        <w:t>Procurement staff and HODs involved in vendor decisions must not accept gifts, hospitality, or entertainment from any vendor or prospective vendor with a value exceeding RM 50. Gifts below RM 50 must be declared to the Head of Procurement. Corporate event invitations valued above RM 200 require CFO approval before acceptance.</w:t>
-      </w:r>
-    </w:p>
-    <w:p>
-      <w:r>
-        <w:rPr>
-          <w:b/>
-          <w:color w:val="1E3A5F"/>
-        </w:rPr>
-        <w:t xml:space="preserve">9.3 Anti-Bribery Commitment    </w:t>
-      </w:r>
-    </w:p>
-    <w:p>
-      <w:r>
-        <w:t>Contoso Medical Centre is committed to compliance with the Malaysian Anti-Corruption Commission Act 2009 and the corporate liability provisions under Section 17A. Any procurement staff member who solicits, accepts, or offers a bribe shall be subject to immediate termination and referral to the MACC.</w:t>
+        <w:t>This section establishes the authorisation framework for all capital expenditure, ensuring commitments are appropriately reviewed, approved, and aligned to the Group's strategic and operational objectives.</w:t>
       </w:r>
     </w:p>
     <w:p/>
@@ -651,9 +126,432 @@
         <w:rPr>
           <w:b/>
           <w:i w:val="0"/>
-          <w:sz w:val="22"/>
         </w:rPr>
-        <w:t>Document Control</w:t>
+        <w:t>1.2  Approval Authority Matrix</w:t>
+      </w:r>
+    </w:p>
+    <w:tbl>
+      <w:tblPr>
+        <w:tblStyle w:val="TableGrid"/>
+        <w:tblW w:type="auto" w:w="0"/>
+        <w:tblLook w:firstColumn="1" w:firstRow="1" w:lastColumn="0" w:lastRow="0" w:noHBand="0" w:noVBand="1" w:val="04A0"/>
+      </w:tblPr>
+      <w:tblGrid>
+        <w:gridCol w:w="2880"/>
+        <w:gridCol w:w="2880"/>
+        <w:gridCol w:w="2880"/>
+      </w:tblGrid>
+      <w:tr>
+        <w:tc>
+          <w:tcPr>
+            <w:tcW w:type="dxa" w:w="2880"/>
+            <w:shd w:fill="1E3A8A" w:color="auto" w:val="clear"/>
+          </w:tcPr>
+          <w:p>
+            <w:r>
+              <w:rPr>
+                <w:b/>
+                <w:color w:val="FFFFFF"/>
+              </w:rPr>
+              <w:t>CAPEX Value</w:t>
+            </w:r>
+          </w:p>
+        </w:tc>
+        <w:tc>
+          <w:tcPr>
+            <w:tcW w:type="dxa" w:w="2880"/>
+            <w:shd w:fill="1E3A8A" w:color="auto" w:val="clear"/>
+          </w:tcPr>
+          <w:p>
+            <w:r>
+              <w:rPr>
+                <w:b/>
+                <w:color w:val="FFFFFF"/>
+              </w:rPr>
+              <w:t>Approval Authority</w:t>
+            </w:r>
+          </w:p>
+        </w:tc>
+        <w:tc>
+          <w:tcPr>
+            <w:tcW w:type="dxa" w:w="2880"/>
+            <w:shd w:fill="1E3A8A" w:color="auto" w:val="clear"/>
+          </w:tcPr>
+          <w:p>
+            <w:r>
+              <w:rPr>
+                <w:b/>
+                <w:color w:val="FFFFFF"/>
+              </w:rPr>
+              <w:t>Processing Time</w:t>
+            </w:r>
+          </w:p>
+        </w:tc>
+      </w:tr>
+      <w:tr>
+        <w:tc>
+          <w:tcPr>
+            <w:tcW w:type="dxa" w:w="2880"/>
+          </w:tcPr>
+          <w:p/>
+        </w:tc>
+        <w:tc>
+          <w:tcPr>
+            <w:tcW w:type="dxa" w:w="2880"/>
+          </w:tcPr>
+          <w:p/>
+        </w:tc>
+        <w:tc>
+          <w:tcPr>
+            <w:tcW w:type="dxa" w:w="2880"/>
+          </w:tcPr>
+          <w:p/>
+        </w:tc>
+      </w:tr>
+      <w:tr>
+        <w:tc>
+          <w:tcPr>
+            <w:tcW w:type="dxa" w:w="2880"/>
+          </w:tcPr>
+          <w:p/>
+        </w:tc>
+        <w:tc>
+          <w:tcPr>
+            <w:tcW w:type="dxa" w:w="2880"/>
+          </w:tcPr>
+          <w:p/>
+        </w:tc>
+        <w:tc>
+          <w:tcPr>
+            <w:tcW w:type="dxa" w:w="2880"/>
+          </w:tcPr>
+          <w:p/>
+        </w:tc>
+      </w:tr>
+      <w:tr>
+        <w:tc>
+          <w:tcPr>
+            <w:tcW w:type="dxa" w:w="2880"/>
+          </w:tcPr>
+          <w:p/>
+        </w:tc>
+        <w:tc>
+          <w:tcPr>
+            <w:tcW w:type="dxa" w:w="2880"/>
+          </w:tcPr>
+          <w:p/>
+        </w:tc>
+        <w:tc>
+          <w:tcPr>
+            <w:tcW w:type="dxa" w:w="2880"/>
+          </w:tcPr>
+          <w:p/>
+        </w:tc>
+      </w:tr>
+      <w:tr>
+        <w:tc>
+          <w:tcPr>
+            <w:tcW w:type="dxa" w:w="2880"/>
+          </w:tcPr>
+          <w:p/>
+        </w:tc>
+        <w:tc>
+          <w:tcPr>
+            <w:tcW w:type="dxa" w:w="2880"/>
+          </w:tcPr>
+          <w:p/>
+        </w:tc>
+        <w:tc>
+          <w:tcPr>
+            <w:tcW w:type="dxa" w:w="2880"/>
+          </w:tcPr>
+          <w:p/>
+        </w:tc>
+      </w:tr>
+      <w:tr>
+        <w:tc>
+          <w:tcPr>
+            <w:tcW w:type="dxa" w:w="2880"/>
+          </w:tcPr>
+          <w:p/>
+        </w:tc>
+        <w:tc>
+          <w:tcPr>
+            <w:tcW w:type="dxa" w:w="2880"/>
+          </w:tcPr>
+          <w:p/>
+        </w:tc>
+        <w:tc>
+          <w:tcPr>
+            <w:tcW w:type="dxa" w:w="2880"/>
+          </w:tcPr>
+          <w:p/>
+        </w:tc>
+      </w:tr>
+      <w:tr>
+        <w:tc>
+          <w:tcPr>
+            <w:tcW w:type="dxa" w:w="2880"/>
+          </w:tcPr>
+          <w:p/>
+        </w:tc>
+        <w:tc>
+          <w:tcPr>
+            <w:tcW w:type="dxa" w:w="2880"/>
+          </w:tcPr>
+          <w:p/>
+        </w:tc>
+        <w:tc>
+          <w:tcPr>
+            <w:tcW w:type="dxa" w:w="2880"/>
+          </w:tcPr>
+          <w:p/>
+        </w:tc>
+      </w:tr>
+      <w:tr>
+        <w:tc>
+          <w:tcPr>
+            <w:tcW w:type="dxa" w:w="2880"/>
+          </w:tcPr>
+          <w:p>
+            <w:r>
+              <w:t>Below RM 50,000</w:t>
+            </w:r>
+          </w:p>
+        </w:tc>
+        <w:tc>
+          <w:tcPr>
+            <w:tcW w:type="dxa" w:w="2880"/>
+          </w:tcPr>
+          <w:p>
+            <w:r>
+              <w:t>Department Head (single approval)</w:t>
+            </w:r>
+          </w:p>
+        </w:tc>
+        <w:tc>
+          <w:tcPr>
+            <w:tcW w:type="dxa" w:w="2880"/>
+          </w:tcPr>
+          <w:p>
+            <w:r>
+              <w:t>Same business day</w:t>
+            </w:r>
+          </w:p>
+        </w:tc>
+      </w:tr>
+      <w:tr>
+        <w:tc>
+          <w:tcPr>
+            <w:tcW w:type="dxa" w:w="2880"/>
+          </w:tcPr>
+          <w:p>
+            <w:r>
+              <w:t>RM 50,001 - RM 200,000</w:t>
+            </w:r>
+          </w:p>
+        </w:tc>
+        <w:tc>
+          <w:tcPr>
+            <w:tcW w:type="dxa" w:w="2880"/>
+          </w:tcPr>
+          <w:p>
+            <w:r>
+              <w:t>Group CFO</w:t>
+            </w:r>
+          </w:p>
+        </w:tc>
+        <w:tc>
+          <w:tcPr>
+            <w:tcW w:type="dxa" w:w="2880"/>
+          </w:tcPr>
+          <w:p>
+            <w:r>
+              <w:t>5 business days</w:t>
+            </w:r>
+          </w:p>
+        </w:tc>
+      </w:tr>
+      <w:tr>
+        <w:tc>
+          <w:tcPr>
+            <w:tcW w:type="dxa" w:w="2880"/>
+          </w:tcPr>
+          <w:p>
+            <w:r>
+              <w:t>RM 200,001 - RM 500,000</w:t>
+            </w:r>
+          </w:p>
+        </w:tc>
+        <w:tc>
+          <w:tcPr>
+            <w:tcW w:type="dxa" w:w="2880"/>
+          </w:tcPr>
+          <w:p>
+            <w:r>
+              <w:t>Group CFO + Group CEO (joint approval)</w:t>
+            </w:r>
+          </w:p>
+        </w:tc>
+        <w:tc>
+          <w:tcPr>
+            <w:tcW w:type="dxa" w:w="2880"/>
+          </w:tcPr>
+          <w:p>
+            <w:r>
+              <w:t>10 business days</w:t>
+            </w:r>
+          </w:p>
+        </w:tc>
+      </w:tr>
+      <w:tr>
+        <w:tc>
+          <w:tcPr>
+            <w:tcW w:type="dxa" w:w="2880"/>
+          </w:tcPr>
+          <w:p>
+            <w:r>
+              <w:t>Above RM 500,000</w:t>
+            </w:r>
+          </w:p>
+        </w:tc>
+        <w:tc>
+          <w:tcPr>
+            <w:tcW w:type="dxa" w:w="2880"/>
+          </w:tcPr>
+          <w:p>
+            <w:r>
+              <w:t>Board Finance Committee</w:t>
+            </w:r>
+          </w:p>
+        </w:tc>
+        <w:tc>
+          <w:tcPr>
+            <w:tcW w:type="dxa" w:w="2880"/>
+          </w:tcPr>
+          <w:p>
+            <w:r>
+              <w:t>Quarterly meeting (paper required 14 days prior)</w:t>
+            </w:r>
+          </w:p>
+        </w:tc>
+      </w:tr>
+      <w:tr>
+        <w:tc>
+          <w:tcPr>
+            <w:tcW w:type="dxa" w:w="2880"/>
+          </w:tcPr>
+          <w:p>
+            <w:r>
+              <w:t>Emergency CAPEX (patient safety)</w:t>
+            </w:r>
+          </w:p>
+        </w:tc>
+        <w:tc>
+          <w:tcPr>
+            <w:tcW w:type="dxa" w:w="2880"/>
+          </w:tcPr>
+          <w:p>
+            <w:r>
+              <w:t>Group CFO + Medical Director (concurrent)</w:t>
+            </w:r>
+          </w:p>
+        </w:tc>
+        <w:tc>
+          <w:tcPr>
+            <w:tcW w:type="dxa" w:w="2880"/>
+          </w:tcPr>
+          <w:p>
+            <w:r>
+              <w:t>Same day; ratified at next Finance Committee within 30 days</w:t>
+            </w:r>
+          </w:p>
+        </w:tc>
+      </w:tr>
+      <w:tr>
+        <w:tc>
+          <w:tcPr>
+            <w:tcW w:type="dxa" w:w="2880"/>
+          </w:tcPr>
+          <w:p>
+            <w:r>
+              <w:t>Unbudgeted CAPEX (any amount)</w:t>
+            </w:r>
+          </w:p>
+        </w:tc>
+        <w:tc>
+          <w:tcPr>
+            <w:tcW w:type="dxa" w:w="2880"/>
+          </w:tcPr>
+          <w:p>
+            <w:r>
+              <w:t>One tier higher than standard matrix</w:t>
+            </w:r>
+          </w:p>
+        </w:tc>
+        <w:tc>
+          <w:tcPr>
+            <w:tcW w:type="dxa" w:w="2880"/>
+          </w:tcPr>
+          <w:p>
+            <w:r>
+              <w:t>Standard processing time of applicable tier</w:t>
+            </w:r>
+          </w:p>
+        </w:tc>
+      </w:tr>
+    </w:tbl>
+    <w:p/>
+    <w:p>
+      <w:r>
+        <w:rPr>
+          <w:b w:val="0"/>
+          <w:i w:val="0"/>
+        </w:rPr>
+        <w:t>1.3  Required Documentation</w:t>
+      </w:r>
+    </w:p>
+    <w:p>
+      <w:pPr>
+        <w:pStyle w:val="ListBullet"/>
+      </w:pPr>
+      <w:r>
+        <w:t>Business case with projected ROI for all items above RM 100,000</w:t>
+      </w:r>
+    </w:p>
+    <w:p>
+      <w:pPr>
+        <w:pStyle w:val="ListBullet"/>
+      </w:pPr>
+      <w:r>
+        <w:t>Minimum three (3) competitive quotations, or sole-source justification approved by CFO</w:t>
+      </w:r>
+    </w:p>
+    <w:p>
+      <w:pPr>
+        <w:pStyle w:val="ListBullet"/>
+      </w:pPr>
+      <w:r>
+        <w:t>Asset useful life assessment from the relevant department head</w:t>
+      </w:r>
+    </w:p>
+    <w:p>
+      <w:pPr>
+        <w:pStyle w:val="ListBullet"/>
+      </w:pPr>
+      <w:r>
+        <w:t>For IT capital items above RM 500,000: independent technical review</w:t>
+      </w:r>
+    </w:p>
+    <w:p>
+      <w:pPr>
+        <w:pStyle w:val="Heading1"/>
+      </w:pPr>
+      <w:r>
+        <w:rPr>
+          <w:color w:val="1E3A8A"/>
+        </w:rPr>
+        <w:t>SECTION 2: BUDGET GOVERNANCE &amp; VARIANCE ESCALATION</w:t>
       </w:r>
     </w:p>
     <w:p>
@@ -661,9 +559,2127 @@
         <w:rPr>
           <w:b w:val="0"/>
           <w:i w:val="0"/>
-          <w:sz w:val="22"/>
         </w:rPr>
-        <w:t>This policy supersedes all previous versions of the Finance and Procurement Policy Manual. Queries should be directed to the Finance Manager or Head of Procurement. The next scheduled review of this manual is January 2026.</w:t>
+        <w:t>2.1  Monthly Reporting</w:t>
+      </w:r>
+    </w:p>
+    <w:p>
+      <w:r>
+        <w:rPr>
+          <w:b w:val="0"/>
+          <w:i w:val="0"/>
+        </w:rPr>
+        <w:t>Monthly management accounts shall be issued no later than the fifth (5th) business day of the following month. The pack shall include actuals versus budget at Group and department level, with written commentary for all variances exceeding the thresholds below.</w:t>
+      </w:r>
+    </w:p>
+    <w:p/>
+    <w:p>
+      <w:r>
+        <w:rPr>
+          <w:b/>
+          <w:i w:val="0"/>
+        </w:rPr>
+        <w:t>2.2  Variance Escalation Thresholds (Unfavourable)</w:t>
+      </w:r>
+    </w:p>
+    <w:tbl>
+      <w:tblPr>
+        <w:tblStyle w:val="TableGrid"/>
+        <w:tblW w:type="auto" w:w="0"/>
+        <w:tblLook w:firstColumn="1" w:firstRow="1" w:lastColumn="0" w:lastRow="0" w:noHBand="0" w:noVBand="1" w:val="04A0"/>
+      </w:tblPr>
+      <w:tblGrid>
+        <w:gridCol w:w="2880"/>
+        <w:gridCol w:w="2880"/>
+        <w:gridCol w:w="2880"/>
+      </w:tblGrid>
+      <w:tr>
+        <w:tc>
+          <w:tcPr>
+            <w:tcW w:type="dxa" w:w="2880"/>
+            <w:shd w:fill="1E3A8A" w:color="auto" w:val="clear"/>
+          </w:tcPr>
+          <w:p>
+            <w:r>
+              <w:rPr>
+                <w:b/>
+                <w:color w:val="FFFFFF"/>
+              </w:rPr>
+              <w:t>Threshold</w:t>
+            </w:r>
+          </w:p>
+        </w:tc>
+        <w:tc>
+          <w:tcPr>
+            <w:tcW w:type="dxa" w:w="2880"/>
+            <w:shd w:fill="1E3A8A" w:color="auto" w:val="clear"/>
+          </w:tcPr>
+          <w:p>
+            <w:r>
+              <w:rPr>
+                <w:b/>
+                <w:color w:val="FFFFFF"/>
+              </w:rPr>
+              <w:t>Action Required</w:t>
+            </w:r>
+          </w:p>
+        </w:tc>
+        <w:tc>
+          <w:tcPr>
+            <w:tcW w:type="dxa" w:w="2880"/>
+            <w:shd w:fill="1E3A8A" w:color="auto" w:val="clear"/>
+          </w:tcPr>
+          <w:p>
+            <w:r>
+              <w:rPr>
+                <w:b/>
+                <w:color w:val="FFFFFF"/>
+              </w:rPr>
+              <w:t>Timeline</w:t>
+            </w:r>
+          </w:p>
+        </w:tc>
+      </w:tr>
+      <w:tr>
+        <w:tc>
+          <w:tcPr>
+            <w:tcW w:type="dxa" w:w="2880"/>
+          </w:tcPr>
+          <w:p/>
+        </w:tc>
+        <w:tc>
+          <w:tcPr>
+            <w:tcW w:type="dxa" w:w="2880"/>
+          </w:tcPr>
+          <w:p/>
+        </w:tc>
+        <w:tc>
+          <w:tcPr>
+            <w:tcW w:type="dxa" w:w="2880"/>
+          </w:tcPr>
+          <w:p/>
+        </w:tc>
+      </w:tr>
+      <w:tr>
+        <w:tc>
+          <w:tcPr>
+            <w:tcW w:type="dxa" w:w="2880"/>
+          </w:tcPr>
+          <w:p/>
+        </w:tc>
+        <w:tc>
+          <w:tcPr>
+            <w:tcW w:type="dxa" w:w="2880"/>
+          </w:tcPr>
+          <w:p/>
+        </w:tc>
+        <w:tc>
+          <w:tcPr>
+            <w:tcW w:type="dxa" w:w="2880"/>
+          </w:tcPr>
+          <w:p/>
+        </w:tc>
+      </w:tr>
+      <w:tr>
+        <w:tc>
+          <w:tcPr>
+            <w:tcW w:type="dxa" w:w="2880"/>
+          </w:tcPr>
+          <w:p/>
+        </w:tc>
+        <w:tc>
+          <w:tcPr>
+            <w:tcW w:type="dxa" w:w="2880"/>
+          </w:tcPr>
+          <w:p/>
+        </w:tc>
+        <w:tc>
+          <w:tcPr>
+            <w:tcW w:type="dxa" w:w="2880"/>
+          </w:tcPr>
+          <w:p/>
+        </w:tc>
+      </w:tr>
+      <w:tr>
+        <w:tc>
+          <w:tcPr>
+            <w:tcW w:type="dxa" w:w="2880"/>
+          </w:tcPr>
+          <w:p>
+            <w:r>
+              <w:t>&gt; 5% adverse</w:t>
+            </w:r>
+          </w:p>
+        </w:tc>
+        <w:tc>
+          <w:tcPr>
+            <w:tcW w:type="dxa" w:w="2880"/>
+          </w:tcPr>
+          <w:p>
+            <w:r>
+              <w:t>Finance Controller review + written variance commentary</w:t>
+            </w:r>
+          </w:p>
+        </w:tc>
+        <w:tc>
+          <w:tcPr>
+            <w:tcW w:type="dxa" w:w="2880"/>
+          </w:tcPr>
+          <w:p>
+            <w:r>
+              <w:t>Within 5 business days of month close</w:t>
+            </w:r>
+          </w:p>
+        </w:tc>
+      </w:tr>
+      <w:tr>
+        <w:tc>
+          <w:tcPr>
+            <w:tcW w:type="dxa" w:w="2880"/>
+          </w:tcPr>
+          <w:p>
+            <w:r>
+              <w:t>&gt; 10% adverse</w:t>
+            </w:r>
+          </w:p>
+        </w:tc>
+        <w:tc>
+          <w:tcPr>
+            <w:tcW w:type="dxa" w:w="2880"/>
+          </w:tcPr>
+          <w:p>
+            <w:r>
+              <w:t>CFO review; corrective action plan by Department Head</w:t>
+            </w:r>
+          </w:p>
+        </w:tc>
+        <w:tc>
+          <w:tcPr>
+            <w:tcW w:type="dxa" w:w="2880"/>
+          </w:tcPr>
+          <w:p>
+            <w:r>
+              <w:t>Within 14 days of month close</w:t>
+            </w:r>
+          </w:p>
+        </w:tc>
+      </w:tr>
+      <w:tr>
+        <w:tc>
+          <w:tcPr>
+            <w:tcW w:type="dxa" w:w="2880"/>
+          </w:tcPr>
+          <w:p>
+            <w:r>
+              <w:t>&gt; 15% adverse</w:t>
+            </w:r>
+          </w:p>
+        </w:tc>
+        <w:tc>
+          <w:tcPr>
+            <w:tcW w:type="dxa" w:w="2880"/>
+          </w:tcPr>
+          <w:p>
+            <w:r>
+              <w:t>Finance Committee presentation with full recovery plan</w:t>
+            </w:r>
+          </w:p>
+        </w:tc>
+        <w:tc>
+          <w:tcPr>
+            <w:tcW w:type="dxa" w:w="2880"/>
+          </w:tcPr>
+          <w:p>
+            <w:r>
+              <w:t>At next scheduled Finance Committee meeting</w:t>
+            </w:r>
+          </w:p>
+        </w:tc>
+      </w:tr>
+    </w:tbl>
+    <w:p/>
+    <w:p>
+      <w:r>
+        <w:rPr>
+          <w:b w:val="0"/>
+          <w:i w:val="0"/>
+        </w:rPr>
+        <w:t>2.3  Budget Virement Authority</w:t>
+      </w:r>
+    </w:p>
+    <w:p>
+      <w:pPr>
+        <w:pStyle w:val="ListBullet"/>
+      </w:pPr>
+      <w:r>
+        <w:t>Up to RM 20,000: Department Head, with written notification to Finance</w:t>
+      </w:r>
+    </w:p>
+    <w:p>
+      <w:pPr>
+        <w:pStyle w:val="ListBullet"/>
+      </w:pPr>
+      <w:r>
+        <w:t>RM 20,001 - RM 100,000: Group CFO approval</w:t>
+      </w:r>
+    </w:p>
+    <w:p>
+      <w:pPr>
+        <w:pStyle w:val="ListBullet"/>
+      </w:pPr>
+      <w:r>
+        <w:t>Above RM 100,000: Finance Committee approval required</w:t>
+      </w:r>
+    </w:p>
+    <w:p>
+      <w:r>
+        <w:rPr>
+          <w:b w:val="0"/>
+          <w:i w:val="0"/>
+        </w:rPr>
+        <w:t>2.4  CAPEX Carry-Forward: Maximum 15% of unspent approved CAPEX may be carried forward, subject to CFO sign-off. All carry-forwards must be re-approved if the nature of expenditure changes.</w:t>
+      </w:r>
+    </w:p>
+    <w:p>
+      <w:r>
+        <w:rPr>
+          <w:b w:val="0"/>
+          <w:i w:val="0"/>
+        </w:rPr>
+        <w:t>2.5  Mid-Year Revision: One formal revision permitted per year (at Q2). Maximum revision is plus 5% of total approved Group budget. Finance Committee approval required.</w:t>
+      </w:r>
+    </w:p>
+    <w:p>
+      <w:r>
+        <w:rPr>
+          <w:b w:val="0"/>
+          <w:i w:val="0"/>
+        </w:rPr>
+        <w:t>2.6  Full-Year Re-Forecast: Mandatory at Q2 and Q3. Re-forecasts do not replace the approved budget for variance reporting.</w:t>
+      </w:r>
+    </w:p>
+    <w:p>
+      <w:pPr>
+        <w:pStyle w:val="Heading1"/>
+      </w:pPr>
+      <w:r>
+        <w:rPr>
+          <w:color w:val="1E3A8A"/>
+        </w:rPr>
+        <w:t>SECTION 3: PROCUREMENT THRESHOLDS &amp; TENDER REQUIREMENTS</w:t>
+      </w:r>
+    </w:p>
+    <w:p>
+      <w:r>
+        <w:rPr>
+          <w:b/>
+          <w:i w:val="0"/>
+        </w:rPr>
+        <w:t>3.1  Procurement Authority Matrix</w:t>
+      </w:r>
+    </w:p>
+    <w:tbl>
+      <w:tblPr>
+        <w:tblStyle w:val="TableGrid"/>
+        <w:tblW w:type="auto" w:w="0"/>
+        <w:tblLook w:firstColumn="1" w:firstRow="1" w:lastColumn="0" w:lastRow="0" w:noHBand="0" w:noVBand="1" w:val="04A0"/>
+      </w:tblPr>
+      <w:tblGrid>
+        <w:gridCol w:w="2160"/>
+        <w:gridCol w:w="2160"/>
+        <w:gridCol w:w="2160"/>
+        <w:gridCol w:w="2160"/>
+      </w:tblGrid>
+      <w:tr>
+        <w:tc>
+          <w:tcPr>
+            <w:tcW w:type="dxa" w:w="2160"/>
+            <w:shd w:fill="1E3A8A" w:color="auto" w:val="clear"/>
+          </w:tcPr>
+          <w:p>
+            <w:r>
+              <w:rPr>
+                <w:b/>
+                <w:color w:val="FFFFFF"/>
+              </w:rPr>
+              <w:t>Spend Value</w:t>
+            </w:r>
+          </w:p>
+        </w:tc>
+        <w:tc>
+          <w:tcPr>
+            <w:tcW w:type="dxa" w:w="2160"/>
+            <w:shd w:fill="1E3A8A" w:color="auto" w:val="clear"/>
+          </w:tcPr>
+          <w:p>
+            <w:r>
+              <w:rPr>
+                <w:b/>
+                <w:color w:val="FFFFFF"/>
+              </w:rPr>
+              <w:t>Process Required</w:t>
+            </w:r>
+          </w:p>
+        </w:tc>
+        <w:tc>
+          <w:tcPr>
+            <w:tcW w:type="dxa" w:w="2160"/>
+            <w:shd w:fill="1E3A8A" w:color="auto" w:val="clear"/>
+          </w:tcPr>
+          <w:p>
+            <w:r>
+              <w:rPr>
+                <w:b/>
+                <w:color w:val="FFFFFF"/>
+              </w:rPr>
+              <w:t>Min. Suppliers</w:t>
+            </w:r>
+          </w:p>
+        </w:tc>
+        <w:tc>
+          <w:tcPr>
+            <w:tcW w:type="dxa" w:w="2160"/>
+            <w:shd w:fill="1E3A8A" w:color="auto" w:val="clear"/>
+          </w:tcPr>
+          <w:p>
+            <w:r>
+              <w:rPr>
+                <w:b/>
+                <w:color w:val="FFFFFF"/>
+              </w:rPr>
+              <w:t>Approval Authority</w:t>
+            </w:r>
+          </w:p>
+        </w:tc>
+      </w:tr>
+      <w:tr>
+        <w:tc>
+          <w:tcPr>
+            <w:tcW w:type="dxa" w:w="2160"/>
+          </w:tcPr>
+          <w:p/>
+        </w:tc>
+        <w:tc>
+          <w:tcPr>
+            <w:tcW w:type="dxa" w:w="2160"/>
+          </w:tcPr>
+          <w:p/>
+        </w:tc>
+        <w:tc>
+          <w:tcPr>
+            <w:tcW w:type="dxa" w:w="2160"/>
+          </w:tcPr>
+          <w:p/>
+        </w:tc>
+        <w:tc>
+          <w:tcPr>
+            <w:tcW w:type="dxa" w:w="2160"/>
+          </w:tcPr>
+          <w:p/>
+        </w:tc>
+      </w:tr>
+      <w:tr>
+        <w:tc>
+          <w:tcPr>
+            <w:tcW w:type="dxa" w:w="2160"/>
+          </w:tcPr>
+          <w:p/>
+        </w:tc>
+        <w:tc>
+          <w:tcPr>
+            <w:tcW w:type="dxa" w:w="2160"/>
+          </w:tcPr>
+          <w:p/>
+        </w:tc>
+        <w:tc>
+          <w:tcPr>
+            <w:tcW w:type="dxa" w:w="2160"/>
+          </w:tcPr>
+          <w:p/>
+        </w:tc>
+        <w:tc>
+          <w:tcPr>
+            <w:tcW w:type="dxa" w:w="2160"/>
+          </w:tcPr>
+          <w:p/>
+        </w:tc>
+      </w:tr>
+      <w:tr>
+        <w:tc>
+          <w:tcPr>
+            <w:tcW w:type="dxa" w:w="2160"/>
+          </w:tcPr>
+          <w:p/>
+        </w:tc>
+        <w:tc>
+          <w:tcPr>
+            <w:tcW w:type="dxa" w:w="2160"/>
+          </w:tcPr>
+          <w:p/>
+        </w:tc>
+        <w:tc>
+          <w:tcPr>
+            <w:tcW w:type="dxa" w:w="2160"/>
+          </w:tcPr>
+          <w:p/>
+        </w:tc>
+        <w:tc>
+          <w:tcPr>
+            <w:tcW w:type="dxa" w:w="2160"/>
+          </w:tcPr>
+          <w:p/>
+        </w:tc>
+      </w:tr>
+      <w:tr>
+        <w:tc>
+          <w:tcPr>
+            <w:tcW w:type="dxa" w:w="2160"/>
+          </w:tcPr>
+          <w:p/>
+        </w:tc>
+        <w:tc>
+          <w:tcPr>
+            <w:tcW w:type="dxa" w:w="2160"/>
+          </w:tcPr>
+          <w:p/>
+        </w:tc>
+        <w:tc>
+          <w:tcPr>
+            <w:tcW w:type="dxa" w:w="2160"/>
+          </w:tcPr>
+          <w:p/>
+        </w:tc>
+        <w:tc>
+          <w:tcPr>
+            <w:tcW w:type="dxa" w:w="2160"/>
+          </w:tcPr>
+          <w:p/>
+        </w:tc>
+      </w:tr>
+      <w:tr>
+        <w:tc>
+          <w:tcPr>
+            <w:tcW w:type="dxa" w:w="2160"/>
+          </w:tcPr>
+          <w:p/>
+        </w:tc>
+        <w:tc>
+          <w:tcPr>
+            <w:tcW w:type="dxa" w:w="2160"/>
+          </w:tcPr>
+          <w:p/>
+        </w:tc>
+        <w:tc>
+          <w:tcPr>
+            <w:tcW w:type="dxa" w:w="2160"/>
+          </w:tcPr>
+          <w:p/>
+        </w:tc>
+        <w:tc>
+          <w:tcPr>
+            <w:tcW w:type="dxa" w:w="2160"/>
+          </w:tcPr>
+          <w:p/>
+        </w:tc>
+      </w:tr>
+      <w:tr>
+        <w:tc>
+          <w:tcPr>
+            <w:tcW w:type="dxa" w:w="2160"/>
+          </w:tcPr>
+          <w:p>
+            <w:r>
+              <w:t>Below RM 10,000</w:t>
+            </w:r>
+          </w:p>
+        </w:tc>
+        <w:tc>
+          <w:tcPr>
+            <w:tcW w:type="dxa" w:w="2160"/>
+          </w:tcPr>
+          <w:p>
+            <w:r>
+              <w:t>Single quotation</w:t>
+            </w:r>
+          </w:p>
+        </w:tc>
+        <w:tc>
+          <w:tcPr>
+            <w:tcW w:type="dxa" w:w="2160"/>
+          </w:tcPr>
+          <w:p>
+            <w:r>
+              <w:t>1</w:t>
+            </w:r>
+          </w:p>
+        </w:tc>
+        <w:tc>
+          <w:tcPr>
+            <w:tcW w:type="dxa" w:w="2160"/>
+          </w:tcPr>
+          <w:p>
+            <w:r>
+              <w:t>Department Head</w:t>
+            </w:r>
+          </w:p>
+        </w:tc>
+      </w:tr>
+      <w:tr>
+        <w:tc>
+          <w:tcPr>
+            <w:tcW w:type="dxa" w:w="2160"/>
+          </w:tcPr>
+          <w:p>
+            <w:r>
+              <w:t>RM 10,001 - RM 50,000</w:t>
+            </w:r>
+          </w:p>
+        </w:tc>
+        <w:tc>
+          <w:tcPr>
+            <w:tcW w:type="dxa" w:w="2160"/>
+          </w:tcPr>
+          <w:p>
+            <w:r>
+              <w:t>Three sealed written quotations</w:t>
+            </w:r>
+          </w:p>
+        </w:tc>
+        <w:tc>
+          <w:tcPr>
+            <w:tcW w:type="dxa" w:w="2160"/>
+          </w:tcPr>
+          <w:p>
+            <w:r>
+              <w:t>3</w:t>
+            </w:r>
+          </w:p>
+        </w:tc>
+        <w:tc>
+          <w:tcPr>
+            <w:tcW w:type="dxa" w:w="2160"/>
+          </w:tcPr>
+          <w:p>
+            <w:r>
+              <w:t>Head of Procurement</w:t>
+            </w:r>
+          </w:p>
+        </w:tc>
+      </w:tr>
+      <w:tr>
+        <w:tc>
+          <w:tcPr>
+            <w:tcW w:type="dxa" w:w="2160"/>
+          </w:tcPr>
+          <w:p>
+            <w:r>
+              <w:t>RM 50,001 - RM 200,000</w:t>
+            </w:r>
+          </w:p>
+        </w:tc>
+        <w:tc>
+          <w:tcPr>
+            <w:tcW w:type="dxa" w:w="2160"/>
+          </w:tcPr>
+          <w:p>
+            <w:r>
+              <w:t>Formal RFQ to pre-qualified list</w:t>
+            </w:r>
+          </w:p>
+        </w:tc>
+        <w:tc>
+          <w:tcPr>
+            <w:tcW w:type="dxa" w:w="2160"/>
+          </w:tcPr>
+          <w:p>
+            <w:r>
+              <w:t>5</w:t>
+            </w:r>
+          </w:p>
+        </w:tc>
+        <w:tc>
+          <w:tcPr>
+            <w:tcW w:type="dxa" w:w="2160"/>
+          </w:tcPr>
+          <w:p>
+            <w:r>
+              <w:t>Procurement Committee + CFO</w:t>
+            </w:r>
+          </w:p>
+        </w:tc>
+      </w:tr>
+      <w:tr>
+        <w:tc>
+          <w:tcPr>
+            <w:tcW w:type="dxa" w:w="2160"/>
+          </w:tcPr>
+          <w:p>
+            <w:r>
+              <w:t>RM 200,001 - RM 500,000</w:t>
+            </w:r>
+          </w:p>
+        </w:tc>
+        <w:tc>
+          <w:tcPr>
+            <w:tcW w:type="dxa" w:w="2160"/>
+          </w:tcPr>
+          <w:p>
+            <w:r>
+              <w:t>Open tender (min 14 days)</w:t>
+            </w:r>
+          </w:p>
+        </w:tc>
+        <w:tc>
+          <w:tcPr>
+            <w:tcW w:type="dxa" w:w="2160"/>
+          </w:tcPr>
+          <w:p>
+            <w:r>
+              <w:t>Open</w:t>
+            </w:r>
+          </w:p>
+        </w:tc>
+        <w:tc>
+          <w:tcPr>
+            <w:tcW w:type="dxa" w:w="2160"/>
+          </w:tcPr>
+          <w:p>
+            <w:r>
+              <w:t>CFO + CEO</w:t>
+            </w:r>
+          </w:p>
+        </w:tc>
+      </w:tr>
+      <w:tr>
+        <w:tc>
+          <w:tcPr>
+            <w:tcW w:type="dxa" w:w="2160"/>
+          </w:tcPr>
+          <w:p>
+            <w:r>
+              <w:t>Above RM 500,000</w:t>
+            </w:r>
+          </w:p>
+        </w:tc>
+        <w:tc>
+          <w:tcPr>
+            <w:tcW w:type="dxa" w:w="2160"/>
+          </w:tcPr>
+          <w:p>
+            <w:r>
+              <w:t>Open tender (min 21 days)</w:t>
+            </w:r>
+          </w:p>
+        </w:tc>
+        <w:tc>
+          <w:tcPr>
+            <w:tcW w:type="dxa" w:w="2160"/>
+          </w:tcPr>
+          <w:p>
+            <w:r>
+              <w:t>Open</w:t>
+            </w:r>
+          </w:p>
+        </w:tc>
+        <w:tc>
+          <w:tcPr>
+            <w:tcW w:type="dxa" w:w="2160"/>
+          </w:tcPr>
+          <w:p>
+            <w:r>
+              <w:t>Board Finance Committee</w:t>
+            </w:r>
+          </w:p>
+        </w:tc>
+      </w:tr>
+    </w:tbl>
+    <w:p/>
+    <w:p>
+      <w:r>
+        <w:rPr>
+          <w:b w:val="0"/>
+          <w:i w:val="0"/>
+        </w:rPr>
+        <w:t>3.2  Sole Source Procurement</w:t>
+      </w:r>
+    </w:p>
+    <w:p>
+      <w:r>
+        <w:rPr>
+          <w:b w:val="0"/>
+          <w:i w:val="0"/>
+        </w:rPr>
+        <w:t>Sole source is permitted only in the following circumstances, all requiring Group CFO sign-off and recording in the Procurement Register:</w:t>
+      </w:r>
+    </w:p>
+    <w:p>
+      <w:pPr>
+        <w:pStyle w:val="ListBullet"/>
+      </w:pPr>
+      <w:r>
+        <w:t>OEM proprietary - equipment or parts available from only one supplier by virtue of IP or technical specification</w:t>
+      </w:r>
+    </w:p>
+    <w:p>
+      <w:pPr>
+        <w:pStyle w:val="ListBullet"/>
+      </w:pPr>
+      <w:r>
+        <w:t>Emergency clinical need - where delay would directly compromise patient safety (Medical Director sign-off required)</w:t>
+      </w:r>
+    </w:p>
+    <w:p>
+      <w:pPr>
+        <w:pStyle w:val="ListBullet"/>
+      </w:pPr>
+      <w:r>
+        <w:t>Critical service continuation - incumbent supplier cannot be replaced within 30 days without material operational disruption</w:t>
+      </w:r>
+    </w:p>
+    <w:p>
+      <w:r>
+        <w:rPr>
+          <w:b/>
+          <w:i w:val="0"/>
+        </w:rPr>
+        <w:t>IMPORTANT: Splitting of orders to circumvent procurement thresholds is strictly prohibited and constitutes a disciplinary offence. All related transactions within a 90-day rolling window are aggregated for threshold determination.</w:t>
+      </w:r>
+    </w:p>
+    <w:p>
+      <w:pPr>
+        <w:pStyle w:val="Heading1"/>
+      </w:pPr>
+      <w:r>
+        <w:rPr>
+          <w:color w:val="1E3A8A"/>
+        </w:rPr>
+        <w:t>SECTION 4: SUPPLIER EVALUATION CRITERIA</w:t>
+      </w:r>
+    </w:p>
+    <w:p>
+      <w:r>
+        <w:rPr>
+          <w:b/>
+          <w:i w:val="0"/>
+        </w:rPr>
+        <w:t>4.1  Standard Weighted Scorecard</w:t>
+      </w:r>
+    </w:p>
+    <w:tbl>
+      <w:tblPr>
+        <w:tblStyle w:val="TableGrid"/>
+        <w:tblW w:type="auto" w:w="0"/>
+        <w:tblLook w:firstColumn="1" w:firstRow="1" w:lastColumn="0" w:lastRow="0" w:noHBand="0" w:noVBand="1" w:val="04A0"/>
+      </w:tblPr>
+      <w:tblGrid>
+        <w:gridCol w:w="2160"/>
+        <w:gridCol w:w="2160"/>
+        <w:gridCol w:w="2160"/>
+        <w:gridCol w:w="2160"/>
+      </w:tblGrid>
+      <w:tr>
+        <w:tc>
+          <w:tcPr>
+            <w:tcW w:type="dxa" w:w="2160"/>
+            <w:shd w:fill="1E3A8A" w:color="auto" w:val="clear"/>
+          </w:tcPr>
+          <w:p>
+            <w:r>
+              <w:rPr>
+                <w:b/>
+                <w:color w:val="FFFFFF"/>
+              </w:rPr>
+              <w:t>Criterion</w:t>
+            </w:r>
+          </w:p>
+        </w:tc>
+        <w:tc>
+          <w:tcPr>
+            <w:tcW w:type="dxa" w:w="2160"/>
+            <w:shd w:fill="1E3A8A" w:color="auto" w:val="clear"/>
+          </w:tcPr>
+          <w:p>
+            <w:r>
+              <w:rPr>
+                <w:b/>
+                <w:color w:val="FFFFFF"/>
+              </w:rPr>
+              <w:t>Weight</w:t>
+            </w:r>
+          </w:p>
+        </w:tc>
+        <w:tc>
+          <w:tcPr>
+            <w:tcW w:type="dxa" w:w="2160"/>
+            <w:shd w:fill="1E3A8A" w:color="auto" w:val="clear"/>
+          </w:tcPr>
+          <w:p>
+            <w:r>
+              <w:rPr>
+                <w:b/>
+                <w:color w:val="FFFFFF"/>
+              </w:rPr>
+              <w:t>Description</w:t>
+            </w:r>
+          </w:p>
+        </w:tc>
+        <w:tc>
+          <w:tcPr>
+            <w:tcW w:type="dxa" w:w="2160"/>
+            <w:shd w:fill="1E3A8A" w:color="auto" w:val="clear"/>
+          </w:tcPr>
+          <w:p>
+            <w:r>
+              <w:rPr>
+                <w:b/>
+                <w:color w:val="FFFFFF"/>
+              </w:rPr>
+              <w:t>Min Qualifying Score</w:t>
+            </w:r>
+          </w:p>
+        </w:tc>
+      </w:tr>
+      <w:tr>
+        <w:tc>
+          <w:tcPr>
+            <w:tcW w:type="dxa" w:w="2160"/>
+          </w:tcPr>
+          <w:p/>
+        </w:tc>
+        <w:tc>
+          <w:tcPr>
+            <w:tcW w:type="dxa" w:w="2160"/>
+          </w:tcPr>
+          <w:p/>
+        </w:tc>
+        <w:tc>
+          <w:tcPr>
+            <w:tcW w:type="dxa" w:w="2160"/>
+          </w:tcPr>
+          <w:p/>
+        </w:tc>
+        <w:tc>
+          <w:tcPr>
+            <w:tcW w:type="dxa" w:w="2160"/>
+          </w:tcPr>
+          <w:p/>
+        </w:tc>
+      </w:tr>
+      <w:tr>
+        <w:tc>
+          <w:tcPr>
+            <w:tcW w:type="dxa" w:w="2160"/>
+          </w:tcPr>
+          <w:p/>
+        </w:tc>
+        <w:tc>
+          <w:tcPr>
+            <w:tcW w:type="dxa" w:w="2160"/>
+          </w:tcPr>
+          <w:p/>
+        </w:tc>
+        <w:tc>
+          <w:tcPr>
+            <w:tcW w:type="dxa" w:w="2160"/>
+          </w:tcPr>
+          <w:p/>
+        </w:tc>
+        <w:tc>
+          <w:tcPr>
+            <w:tcW w:type="dxa" w:w="2160"/>
+          </w:tcPr>
+          <w:p/>
+        </w:tc>
+      </w:tr>
+      <w:tr>
+        <w:tc>
+          <w:tcPr>
+            <w:tcW w:type="dxa" w:w="2160"/>
+          </w:tcPr>
+          <w:p/>
+        </w:tc>
+        <w:tc>
+          <w:tcPr>
+            <w:tcW w:type="dxa" w:w="2160"/>
+          </w:tcPr>
+          <w:p/>
+        </w:tc>
+        <w:tc>
+          <w:tcPr>
+            <w:tcW w:type="dxa" w:w="2160"/>
+          </w:tcPr>
+          <w:p/>
+        </w:tc>
+        <w:tc>
+          <w:tcPr>
+            <w:tcW w:type="dxa" w:w="2160"/>
+          </w:tcPr>
+          <w:p/>
+        </w:tc>
+      </w:tr>
+      <w:tr>
+        <w:tc>
+          <w:tcPr>
+            <w:tcW w:type="dxa" w:w="2160"/>
+          </w:tcPr>
+          <w:p/>
+        </w:tc>
+        <w:tc>
+          <w:tcPr>
+            <w:tcW w:type="dxa" w:w="2160"/>
+          </w:tcPr>
+          <w:p/>
+        </w:tc>
+        <w:tc>
+          <w:tcPr>
+            <w:tcW w:type="dxa" w:w="2160"/>
+          </w:tcPr>
+          <w:p/>
+        </w:tc>
+        <w:tc>
+          <w:tcPr>
+            <w:tcW w:type="dxa" w:w="2160"/>
+          </w:tcPr>
+          <w:p/>
+        </w:tc>
+      </w:tr>
+      <w:tr>
+        <w:tc>
+          <w:tcPr>
+            <w:tcW w:type="dxa" w:w="2160"/>
+          </w:tcPr>
+          <w:p/>
+        </w:tc>
+        <w:tc>
+          <w:tcPr>
+            <w:tcW w:type="dxa" w:w="2160"/>
+          </w:tcPr>
+          <w:p/>
+        </w:tc>
+        <w:tc>
+          <w:tcPr>
+            <w:tcW w:type="dxa" w:w="2160"/>
+          </w:tcPr>
+          <w:p/>
+        </w:tc>
+        <w:tc>
+          <w:tcPr>
+            <w:tcW w:type="dxa" w:w="2160"/>
+          </w:tcPr>
+          <w:p/>
+        </w:tc>
+      </w:tr>
+      <w:tr>
+        <w:tc>
+          <w:tcPr>
+            <w:tcW w:type="dxa" w:w="2160"/>
+          </w:tcPr>
+          <w:p/>
+        </w:tc>
+        <w:tc>
+          <w:tcPr>
+            <w:tcW w:type="dxa" w:w="2160"/>
+          </w:tcPr>
+          <w:p/>
+        </w:tc>
+        <w:tc>
+          <w:tcPr>
+            <w:tcW w:type="dxa" w:w="2160"/>
+          </w:tcPr>
+          <w:p/>
+        </w:tc>
+        <w:tc>
+          <w:tcPr>
+            <w:tcW w:type="dxa" w:w="2160"/>
+          </w:tcPr>
+          <w:p/>
+        </w:tc>
+      </w:tr>
+      <w:tr>
+        <w:tc>
+          <w:tcPr>
+            <w:tcW w:type="dxa" w:w="2160"/>
+          </w:tcPr>
+          <w:p/>
+        </w:tc>
+        <w:tc>
+          <w:tcPr>
+            <w:tcW w:type="dxa" w:w="2160"/>
+          </w:tcPr>
+          <w:p/>
+        </w:tc>
+        <w:tc>
+          <w:tcPr>
+            <w:tcW w:type="dxa" w:w="2160"/>
+          </w:tcPr>
+          <w:p/>
+        </w:tc>
+        <w:tc>
+          <w:tcPr>
+            <w:tcW w:type="dxa" w:w="2160"/>
+          </w:tcPr>
+          <w:p/>
+        </w:tc>
+      </w:tr>
+      <w:tr>
+        <w:tc>
+          <w:tcPr>
+            <w:tcW w:type="dxa" w:w="2160"/>
+          </w:tcPr>
+          <w:p>
+            <w:r>
+              <w:t>Price</w:t>
+            </w:r>
+          </w:p>
+        </w:tc>
+        <w:tc>
+          <w:tcPr>
+            <w:tcW w:type="dxa" w:w="2160"/>
+          </w:tcPr>
+          <w:p>
+            <w:r>
+              <w:t>35%</w:t>
+            </w:r>
+          </w:p>
+        </w:tc>
+        <w:tc>
+          <w:tcPr>
+            <w:tcW w:type="dxa" w:w="2160"/>
+          </w:tcPr>
+          <w:p>
+            <w:r>
+              <w:t>Scored 1-5 relative to peer quotations; lowest qualifying price = 5</w:t>
+            </w:r>
+          </w:p>
+        </w:tc>
+        <w:tc>
+          <w:tcPr>
+            <w:tcW w:type="dxa" w:w="2160"/>
+          </w:tcPr>
+          <w:p>
+            <w:r>
+              <w:t>2.0</w:t>
+            </w:r>
+          </w:p>
+        </w:tc>
+      </w:tr>
+      <w:tr>
+        <w:tc>
+          <w:tcPr>
+            <w:tcW w:type="dxa" w:w="2160"/>
+          </w:tcPr>
+          <w:p>
+            <w:r>
+              <w:t>Quality &amp; Certification</w:t>
+            </w:r>
+          </w:p>
+        </w:tc>
+        <w:tc>
+          <w:tcPr>
+            <w:tcW w:type="dxa" w:w="2160"/>
+          </w:tcPr>
+          <w:p>
+            <w:r>
+              <w:t>25%</w:t>
+            </w:r>
+          </w:p>
+        </w:tc>
+        <w:tc>
+          <w:tcPr>
+            <w:tcW w:type="dxa" w:w="2160"/>
+          </w:tcPr>
+          <w:p>
+            <w:r>
+              <w:t>ISO 13485 or equivalent; delivery reliability; defect rate history</w:t>
+            </w:r>
+          </w:p>
+        </w:tc>
+        <w:tc>
+          <w:tcPr>
+            <w:tcW w:type="dxa" w:w="2160"/>
+          </w:tcPr>
+          <w:p>
+            <w:r>
+              <w:t>2.0</w:t>
+            </w:r>
+          </w:p>
+        </w:tc>
+      </w:tr>
+      <w:tr>
+        <w:tc>
+          <w:tcPr>
+            <w:tcW w:type="dxa" w:w="2160"/>
+          </w:tcPr>
+          <w:p>
+            <w:r>
+              <w:t>Delivery Reliability</w:t>
+            </w:r>
+          </w:p>
+        </w:tc>
+        <w:tc>
+          <w:tcPr>
+            <w:tcW w:type="dxa" w:w="2160"/>
+          </w:tcPr>
+          <w:p>
+            <w:r>
+              <w:t>20%</w:t>
+            </w:r>
+          </w:p>
+        </w:tc>
+        <w:tc>
+          <w:tcPr>
+            <w:tcW w:type="dxa" w:w="2160"/>
+          </w:tcPr>
+          <w:p>
+            <w:r>
+              <w:t>Lead time, on-time delivery track record, inventory management</w:t>
+            </w:r>
+          </w:p>
+        </w:tc>
+        <w:tc>
+          <w:tcPr>
+            <w:tcW w:type="dxa" w:w="2160"/>
+          </w:tcPr>
+          <w:p>
+            <w:r>
+              <w:t>2.0</w:t>
+            </w:r>
+          </w:p>
+        </w:tc>
+      </w:tr>
+      <w:tr>
+        <w:tc>
+          <w:tcPr>
+            <w:tcW w:type="dxa" w:w="2160"/>
+          </w:tcPr>
+          <w:p>
+            <w:r>
+              <w:t>After-Sales Support</w:t>
+            </w:r>
+          </w:p>
+        </w:tc>
+        <w:tc>
+          <w:tcPr>
+            <w:tcW w:type="dxa" w:w="2160"/>
+          </w:tcPr>
+          <w:p>
+            <w:r>
+              <w:t>10%</w:t>
+            </w:r>
+          </w:p>
+        </w:tc>
+        <w:tc>
+          <w:tcPr>
+            <w:tcW w:type="dxa" w:w="2160"/>
+          </w:tcPr>
+          <w:p>
+            <w:r>
+              <w:t>Responsiveness, technical capability, local presence</w:t>
+            </w:r>
+          </w:p>
+        </w:tc>
+        <w:tc>
+          <w:tcPr>
+            <w:tcW w:type="dxa" w:w="2160"/>
+          </w:tcPr>
+          <w:p>
+            <w:r>
+              <w:t>No minimum</w:t>
+            </w:r>
+          </w:p>
+        </w:tc>
+      </w:tr>
+      <w:tr>
+        <w:tc>
+          <w:tcPr>
+            <w:tcW w:type="dxa" w:w="2160"/>
+          </w:tcPr>
+          <w:p>
+            <w:r>
+              <w:t>Financial Stability</w:t>
+            </w:r>
+          </w:p>
+        </w:tc>
+        <w:tc>
+          <w:tcPr>
+            <w:tcW w:type="dxa" w:w="2160"/>
+          </w:tcPr>
+          <w:p>
+            <w:r>
+              <w:t>5%</w:t>
+            </w:r>
+          </w:p>
+        </w:tc>
+        <w:tc>
+          <w:tcPr>
+            <w:tcW w:type="dxa" w:w="2160"/>
+          </w:tcPr>
+          <w:p>
+            <w:r>
+              <w:t>Audited accounts, credit rating, years in operation</w:t>
+            </w:r>
+          </w:p>
+        </w:tc>
+        <w:tc>
+          <w:tcPr>
+            <w:tcW w:type="dxa" w:w="2160"/>
+          </w:tcPr>
+          <w:p>
+            <w:r>
+              <w:t>No minimum</w:t>
+            </w:r>
+          </w:p>
+        </w:tc>
+      </w:tr>
+      <w:tr>
+        <w:tc>
+          <w:tcPr>
+            <w:tcW w:type="dxa" w:w="2160"/>
+          </w:tcPr>
+          <w:p>
+            <w:r>
+              <w:t>Sustainability / ESG</w:t>
+            </w:r>
+          </w:p>
+        </w:tc>
+        <w:tc>
+          <w:tcPr>
+            <w:tcW w:type="dxa" w:w="2160"/>
+          </w:tcPr>
+          <w:p>
+            <w:r>
+              <w:t>5%</w:t>
+            </w:r>
+          </w:p>
+        </w:tc>
+        <w:tc>
+          <w:tcPr>
+            <w:tcW w:type="dxa" w:w="2160"/>
+          </w:tcPr>
+          <w:p>
+            <w:r>
+              <w:t>Environmental certifications, ESG reporting, ethical sourcing</w:t>
+            </w:r>
+          </w:p>
+        </w:tc>
+        <w:tc>
+          <w:tcPr>
+            <w:tcW w:type="dxa" w:w="2160"/>
+          </w:tcPr>
+          <w:p>
+            <w:r>
+              <w:t>No minimum</w:t>
+            </w:r>
+          </w:p>
+        </w:tc>
+      </w:tr>
+      <w:tr>
+        <w:tc>
+          <w:tcPr>
+            <w:tcW w:type="dxa" w:w="2160"/>
+          </w:tcPr>
+          <w:p>
+            <w:r>
+              <w:t>Overall Minimum</w:t>
+            </w:r>
+          </w:p>
+        </w:tc>
+        <w:tc>
+          <w:tcPr>
+            <w:tcW w:type="dxa" w:w="2160"/>
+          </w:tcPr>
+          <w:p>
+            <w:r>
+              <w:t>--</w:t>
+            </w:r>
+          </w:p>
+        </w:tc>
+        <w:tc>
+          <w:tcPr>
+            <w:tcW w:type="dxa" w:w="2160"/>
+          </w:tcPr>
+          <w:p>
+            <w:r>
+              <w:t>Minimum qualifying score to progress to contract award</w:t>
+            </w:r>
+          </w:p>
+        </w:tc>
+        <w:tc>
+          <w:tcPr>
+            <w:tcW w:type="dxa" w:w="2160"/>
+          </w:tcPr>
+          <w:p>
+            <w:r>
+              <w:t>3.0/5.0</w:t>
+            </w:r>
+          </w:p>
+        </w:tc>
+      </w:tr>
+    </w:tbl>
+    <w:p/>
+    <w:p>
+      <w:r>
+        <w:rPr>
+          <w:b w:val="0"/>
+          <w:i w:val="0"/>
+        </w:rPr>
+        <w:t>4.2  Automatic Disqualification Criteria</w:t>
+      </w:r>
+    </w:p>
+    <w:p>
+      <w:pPr>
+        <w:pStyle w:val="ListBullet"/>
+      </w:pPr>
+      <w:r>
+        <w:t>Score below 2.0 in Quality &amp; Certification criterion</w:t>
+      </w:r>
+    </w:p>
+    <w:p>
+      <w:pPr>
+        <w:pStyle w:val="ListBullet"/>
+      </w:pPr>
+      <w:r>
+        <w:t>No valid ISO 13485 certification (or equivalent) for medical devices and consumables - no exceptions</w:t>
+      </w:r>
+    </w:p>
+    <w:p>
+      <w:pPr>
+        <w:pStyle w:val="ListBullet"/>
+      </w:pPr>
+      <w:r>
+        <w:t>Financial rating of C or below (without prior CFO waiver)</w:t>
+      </w:r>
+    </w:p>
+    <w:p>
+      <w:pPr>
+        <w:pStyle w:val="ListBullet"/>
+      </w:pPr>
+      <w:r>
+        <w:t>Delivery reliability track record below 90% over preceding 12 months</w:t>
+      </w:r>
+    </w:p>
+    <w:p>
+      <w:r>
+        <w:rPr>
+          <w:b w:val="0"/>
+          <w:i w:val="0"/>
+        </w:rPr>
+        <w:t>4.3  New Supplier Requirements: All new suppliers require financial due diligence (audited accounts for most recent 2 years). Contracts above RM 500,000 additionally require a site visit by the Procurement team.</w:t>
+      </w:r>
+    </w:p>
+    <w:p>
+      <w:pPr>
+        <w:pStyle w:val="Heading1"/>
+      </w:pPr>
+      <w:r>
+        <w:rPr>
+          <w:color w:val="1E3A8A"/>
+        </w:rPr>
+        <w:t>SECTION 5: CONTRACT STANDARDS &amp; RISK POLICY</w:t>
+      </w:r>
+    </w:p>
+    <w:p>
+      <w:r>
+        <w:rPr>
+          <w:b w:val="0"/>
+          <w:i w:val="0"/>
+        </w:rPr>
+        <w:t>5.1  Legal Review: Mandatory for all contracts above RM 200,000. The Legal team must review and sign off before any contract is executed. No exceptions.</w:t>
+      </w:r>
+    </w:p>
+    <w:p/>
+    <w:p>
+      <w:r>
+        <w:rPr>
+          <w:b/>
+          <w:i w:val="0"/>
+        </w:rPr>
+        <w:t>5.2  Liability Cap</w:t>
+      </w:r>
+    </w:p>
+    <w:p>
+      <w:r>
+        <w:rPr>
+          <w:b w:val="0"/>
+          <w:i w:val="0"/>
+        </w:rPr>
+        <w:t>The standard minimum liability cap is twelve (12) months of contract fees. For critical or high-value contracts, the preferred position is twenty-four (24) months. Contoso Medical will NOT accept a liability cap of less than twelve (12) months without written waiver from both the Group CFO and Legal Director. Any contract with a sub-12-month liability cap inadvertently executed must be flagged to Legal immediately for renegotiation.</w:t>
+      </w:r>
+    </w:p>
+    <w:p/>
+    <w:p>
+      <w:r>
+        <w:rPr>
+          <w:b/>
+          <w:i w:val="0"/>
+        </w:rPr>
+        <w:t>5.3  Auto-Renewal Notice Period</w:t>
+      </w:r>
+    </w:p>
+    <w:p>
+      <w:r>
+        <w:rPr>
+          <w:b w:val="0"/>
+          <w:i w:val="0"/>
+        </w:rPr>
+        <w:t>The standard minimum notice period for non-renewal is ninety (90) days. Any contract with a 60-day or shorter auto-renewal notice period requires Group CFO sign-off and must be calendared as a critical compliance date by the Finance Controller. The recommended practice is to calendar notice deadlines at least six (6) months in advance.</w:t>
+      </w:r>
+    </w:p>
+    <w:p/>
+    <w:p>
+      <w:r>
+        <w:rPr>
+          <w:b/>
+          <w:i w:val="0"/>
+        </w:rPr>
+        <w:t>5.4  Price Escalation</w:t>
+      </w:r>
+    </w:p>
+    <w:p>
+      <w:r>
+        <w:rPr>
+          <w:b w:val="0"/>
+          <w:i w:val="0"/>
+        </w:rPr>
+        <w:t>Maximum annual price escalation permitted under any vendor contract is three percent (3%) per annum. Price escalation above 3% requires Finance Committee approval. Contoso Medical will not agree to open-ended or CPI-linked escalation clauses without Finance Committee pre-approval.</w:t>
+      </w:r>
+    </w:p>
+    <w:p/>
+    <w:p>
+      <w:r>
+        <w:rPr>
+          <w:b w:val="0"/>
+          <w:i w:val="0"/>
+        </w:rPr>
+        <w:t>5.5  Payment Terms: Standard payment terms are thirty (30) days from invoice date. Up to forty-five (45) days may be agreed for strategic or sole-source suppliers with Group CFO approval. Payment terms of sixty (60) days or more require Group CFO and Group CEO joint approval with a working capital impact assessment.</w:t>
+      </w:r>
+    </w:p>
+    <w:p/>
+    <w:p>
+      <w:r>
+        <w:rPr>
+          <w:b/>
+          <w:i w:val="0"/>
+        </w:rPr>
+        <w:t>5.6  Data Ownership</w:t>
+      </w:r>
+    </w:p>
+    <w:p>
+      <w:r>
+        <w:rPr>
+          <w:b w:val="0"/>
+          <w:i w:val="0"/>
+        </w:rPr>
+        <w:t>Contoso Medical Group retains full ownership of all data, records, reports, outputs, analyses, and insights generated under any service or technology contract. Vendors may not retain, use, commercialise, or share Contoso Medical data for any purpose other than providing the contracted services. Any contract clause purporting to vest data ownership in the vendor is void as against Contoso Medical policy and must be renegotiated before execution.</w:t>
+      </w:r>
+    </w:p>
+    <w:p/>
+    <w:p>
+      <w:r>
+        <w:rPr>
+          <w:b w:val="0"/>
+          <w:i w:val="0"/>
+        </w:rPr>
+        <w:t>5.7  IP Ownership: Any intellectual property created specifically for Contoso Medical under a service contract is owned by Contoso Medical unless explicitly agreed otherwise and approved in writing by the Legal Director.</w:t>
+      </w:r>
+    </w:p>
+    <w:p>
+      <w:r>
+        <w:rPr>
+          <w:b w:val="0"/>
+          <w:i w:val="0"/>
+        </w:rPr>
+        <w:t>5.8  Multi-Year Contracts: Contracts with an initial term exceeding three (3) years require Board Finance Committee approval, regardless of annual contract value.</w:t>
+      </w:r>
+    </w:p>
+    <w:p>
+      <w:r>
+        <w:rPr>
+          <w:b w:val="0"/>
+          <w:i w:val="0"/>
+        </w:rPr>
+        <w:t>5.9  Contract Register: The Head of Procurement maintains a live contract register. All contracts must be registered within five (5) business days of signing, capturing: contract value, term, auto-renewal date, notice deadline, and key risk flags.</w:t>
+      </w:r>
+    </w:p>
+    <w:p>
+      <w:pPr>
+        <w:pStyle w:val="Heading1"/>
+      </w:pPr>
+      <w:r>
+        <w:rPr>
+          <w:color w:val="1E3A8A"/>
+        </w:rPr>
+        <w:t>SECTION 6: PREFERRED SUPPLIER PROGRAMME</w:t>
+      </w:r>
+    </w:p>
+    <w:p>
+      <w:r>
+        <w:rPr>
+          <w:b w:val="0"/>
+          <w:i w:val="0"/>
+        </w:rPr>
+        <w:t>6.1  Eligibility Criteria:</w:t>
+      </w:r>
+    </w:p>
+    <w:p>
+      <w:pPr>
+        <w:pStyle w:val="ListBullet"/>
+      </w:pPr>
+      <w:r>
+        <w:t>Minimum two (2) years supply track record with Contoso Medical, or equivalent customer references</w:t>
+      </w:r>
+    </w:p>
+    <w:p>
+      <w:pPr>
+        <w:pStyle w:val="ListBullet"/>
+      </w:pPr>
+      <w:r>
+        <w:t>ISO 13485 (medical devices/consumables) or applicable quality certification</w:t>
+      </w:r>
+    </w:p>
+    <w:p>
+      <w:pPr>
+        <w:pStyle w:val="ListBullet"/>
+      </w:pPr>
+      <w:r>
+        <w:t>Financial health rating of A or B from recognised credit agency</w:t>
+      </w:r>
+    </w:p>
+    <w:p>
+      <w:pPr>
+        <w:pStyle w:val="ListBullet"/>
+      </w:pPr>
+      <w:r>
+        <w:t>ESG score of minimum 3.0/5.0 on Contoso Medical's supplier assessment</w:t>
+      </w:r>
+    </w:p>
+    <w:p>
+      <w:pPr>
+        <w:pStyle w:val="ListBullet"/>
+      </w:pPr>
+      <w:r>
+        <w:t>On-time delivery rate of 95% or above over the preceding 12 months</w:t>
+      </w:r>
+    </w:p>
+    <w:p>
+      <w:r>
+        <w:rPr>
+          <w:b w:val="0"/>
+          <w:i w:val="0"/>
+        </w:rPr>
+        <w:t>6.2  Annual Review: Preferred supplier status reviewed every January. Suppliers failing eligibility criteria given 90 days to remediate before removal.</w:t>
+      </w:r>
+    </w:p>
+    <w:p>
+      <w:r>
+        <w:rPr>
+          <w:b w:val="0"/>
+          <w:i w:val="0"/>
+        </w:rPr>
+        <w:t>6.3  Spend Target: Contoso Medical targets 80% of total procurement spend through preferred or contracted suppliers by FY2027 (baseline FY2025: 62%).</w:t>
+      </w:r>
+    </w:p>
+    <w:p>
+      <w:r>
+        <w:rPr>
+          <w:b w:val="0"/>
+          <w:i w:val="0"/>
+        </w:rPr>
+        <w:t>6.4  Off-Contract Spend: Purchases above RM 5,000 from non-preferred suppliers must be retrospectively justified in writing to the Head of Procurement within fourteen (14) days.</w:t>
+      </w:r>
+    </w:p>
+    <w:p>
+      <w:pPr>
+        <w:pStyle w:val="Heading1"/>
+      </w:pPr>
+      <w:r>
+        <w:rPr>
+          <w:color w:val="1E3A8A"/>
+        </w:rPr>
+        <w:t>SECTION 7: FINANCE COMPLIANCE &amp; AUDIT</w:t>
+      </w:r>
+    </w:p>
+    <w:p>
+      <w:r>
+        <w:rPr>
+          <w:b w:val="0"/>
+          <w:i w:val="0"/>
+        </w:rPr>
+        <w:t>7.1  Internal Audit</w:t>
+      </w:r>
+    </w:p>
+    <w:p>
+      <w:pPr>
+        <w:pStyle w:val="ListBullet"/>
+      </w:pPr>
+      <w:r>
+        <w:t>Quarterly spot-checks: minimum 20 transactions reviewed per quarter across all departments</w:t>
+      </w:r>
+    </w:p>
+    <w:p>
+      <w:pPr>
+        <w:pStyle w:val="ListBullet"/>
+      </w:pPr>
+      <w:r>
+        <w:t>Annual full compliance audit covering procurement, CAPEX, contract compliance, and payment processes</w:t>
+      </w:r>
+    </w:p>
+    <w:p>
+      <w:pPr>
+        <w:pStyle w:val="ListBullet"/>
+      </w:pPr>
+      <w:r>
+        <w:t>Findings reported to Group CFO within 10 business days; critical findings to Audit Committee within 5 days</w:t>
+      </w:r>
+    </w:p>
+    <w:p>
+      <w:r>
+        <w:rPr>
+          <w:b w:val="0"/>
+          <w:i w:val="0"/>
+        </w:rPr>
+        <w:t>7.2  Conflict of Interest: All Finance and Procurement staff must submit an annual COI declaration each January. Ad-hoc declarations required within five (5) business days of any relevant relationship arising.</w:t>
+      </w:r>
+    </w:p>
+    <w:p/>
+    <w:p>
+      <w:r>
+        <w:rPr>
+          <w:b w:val="0"/>
+          <w:i w:val="0"/>
+        </w:rPr>
+        <w:t>7.3  Gift and Hospitality Policy</w:t>
+      </w:r>
+    </w:p>
+    <w:p>
+      <w:pPr>
+        <w:pStyle w:val="ListBullet"/>
+      </w:pPr>
+      <w:r>
+        <w:t>Maximum gift value: RM 200 per occasion from any single vendor</w:t>
+      </w:r>
+    </w:p>
+    <w:p>
+      <w:pPr>
+        <w:pStyle w:val="ListBullet"/>
+      </w:pPr>
+      <w:r>
+        <w:t>Gifts above RM 50 in value must be recorded in the Corporate Gift Register within 5 business days</w:t>
+      </w:r>
+    </w:p>
+    <w:p>
+      <w:pPr>
+        <w:pStyle w:val="ListBullet"/>
+      </w:pPr>
+      <w:r>
+        <w:t>Cash gifts in any amount: prohibited</w:t>
+      </w:r>
+    </w:p>
+    <w:p>
+      <w:pPr>
+        <w:pStyle w:val="ListBullet"/>
+      </w:pPr>
+      <w:r>
+        <w:t>Gifts above RM 200: must be declined or returned; vendor to be notified of policy</w:t>
+      </w:r>
+    </w:p>
+    <w:p>
+      <w:pPr>
+        <w:pStyle w:val="ListBullet"/>
+      </w:pPr>
+      <w:r>
+        <w:t>Hospitality: acceptable if work-related and proportionate; Finance Controller approval for amounts above RM 500 per head</w:t>
+      </w:r>
+    </w:p>
+    <w:p>
+      <w:r>
+        <w:rPr>
+          <w:b w:val="0"/>
+          <w:i w:val="0"/>
+        </w:rPr>
+        <w:t>7.4  Whistleblower Policy: Any staff member may report suspected breaches to the Group CFO directly, or anonymously via the Ethics Hotline (1-800-XXX-XXXX). Strict no-retaliation policy. All reports investigated within 30 business days.</w:t>
+      </w:r>
+    </w:p>
+    <w:p/>
+    <w:p>
+      <w:r>
+        <w:rPr>
+          <w:b/>
+          <w:i w:val="0"/>
+        </w:rPr>
+        <w:t>7.5  Document Retention Schedule</w:t>
+      </w:r>
+    </w:p>
+    <w:tbl>
+      <w:tblPr>
+        <w:tblStyle w:val="TableGrid"/>
+        <w:tblW w:type="auto" w:w="0"/>
+        <w:tblLook w:firstColumn="1" w:firstRow="1" w:lastColumn="0" w:lastRow="0" w:noHBand="0" w:noVBand="1" w:val="04A0"/>
+      </w:tblPr>
+      <w:tblGrid>
+        <w:gridCol w:w="4320"/>
+        <w:gridCol w:w="4320"/>
+      </w:tblGrid>
+      <w:tr>
+        <w:tc>
+          <w:tcPr>
+            <w:tcW w:type="dxa" w:w="4320"/>
+            <w:shd w:fill="2563EB" w:color="auto" w:val="clear"/>
+          </w:tcPr>
+          <w:p>
+            <w:r>
+              <w:rPr>
+                <w:b/>
+                <w:color w:val="FFFFFF"/>
+              </w:rPr>
+              <w:t>Document Type</w:t>
+            </w:r>
+          </w:p>
+        </w:tc>
+        <w:tc>
+          <w:tcPr>
+            <w:tcW w:type="dxa" w:w="4320"/>
+            <w:shd w:fill="2563EB" w:color="auto" w:val="clear"/>
+          </w:tcPr>
+          <w:p>
+            <w:r>
+              <w:rPr>
+                <w:b/>
+                <w:color w:val="FFFFFF"/>
+              </w:rPr>
+              <w:t>Retention Period</w:t>
+            </w:r>
+          </w:p>
+        </w:tc>
+      </w:tr>
+      <w:tr>
+        <w:tc>
+          <w:tcPr>
+            <w:tcW w:type="dxa" w:w="4320"/>
+          </w:tcPr>
+          <w:p/>
+        </w:tc>
+        <w:tc>
+          <w:tcPr>
+            <w:tcW w:type="dxa" w:w="4320"/>
+          </w:tcPr>
+          <w:p/>
+        </w:tc>
+      </w:tr>
+      <w:tr>
+        <w:tc>
+          <w:tcPr>
+            <w:tcW w:type="dxa" w:w="4320"/>
+          </w:tcPr>
+          <w:p/>
+        </w:tc>
+        <w:tc>
+          <w:tcPr>
+            <w:tcW w:type="dxa" w:w="4320"/>
+          </w:tcPr>
+          <w:p/>
+        </w:tc>
+      </w:tr>
+      <w:tr>
+        <w:tc>
+          <w:tcPr>
+            <w:tcW w:type="dxa" w:w="4320"/>
+          </w:tcPr>
+          <w:p/>
+        </w:tc>
+        <w:tc>
+          <w:tcPr>
+            <w:tcW w:type="dxa" w:w="4320"/>
+          </w:tcPr>
+          <w:p/>
+        </w:tc>
+      </w:tr>
+      <w:tr>
+        <w:tc>
+          <w:tcPr>
+            <w:tcW w:type="dxa" w:w="4320"/>
+          </w:tcPr>
+          <w:p/>
+        </w:tc>
+        <w:tc>
+          <w:tcPr>
+            <w:tcW w:type="dxa" w:w="4320"/>
+          </w:tcPr>
+          <w:p/>
+        </w:tc>
+      </w:tr>
+      <w:tr>
+        <w:tc>
+          <w:tcPr>
+            <w:tcW w:type="dxa" w:w="4320"/>
+          </w:tcPr>
+          <w:p/>
+        </w:tc>
+        <w:tc>
+          <w:tcPr>
+            <w:tcW w:type="dxa" w:w="4320"/>
+          </w:tcPr>
+          <w:p/>
+        </w:tc>
+      </w:tr>
+      <w:tr>
+        <w:tc>
+          <w:tcPr>
+            <w:tcW w:type="dxa" w:w="4320"/>
+          </w:tcPr>
+          <w:p/>
+        </w:tc>
+        <w:tc>
+          <w:tcPr>
+            <w:tcW w:type="dxa" w:w="4320"/>
+          </w:tcPr>
+          <w:p/>
+        </w:tc>
+      </w:tr>
+      <w:tr>
+        <w:tc>
+          <w:tcPr>
+            <w:tcW w:type="dxa" w:w="4320"/>
+          </w:tcPr>
+          <w:p>
+            <w:r>
+              <w:t>Signed contracts</w:t>
+            </w:r>
+          </w:p>
+        </w:tc>
+        <w:tc>
+          <w:tcPr>
+            <w:tcW w:type="dxa" w:w="4320"/>
+          </w:tcPr>
+          <w:p>
+            <w:r>
+              <w:t>7 years from expiry</w:t>
+            </w:r>
+          </w:p>
+        </w:tc>
+      </w:tr>
+      <w:tr>
+        <w:tc>
+          <w:tcPr>
+            <w:tcW w:type="dxa" w:w="4320"/>
+          </w:tcPr>
+          <w:p>
+            <w:r>
+              <w:t>Purchase orders</w:t>
+            </w:r>
+          </w:p>
+        </w:tc>
+        <w:tc>
+          <w:tcPr>
+            <w:tcW w:type="dxa" w:w="4320"/>
+          </w:tcPr>
+          <w:p>
+            <w:r>
+              <w:t>7 years</w:t>
+            </w:r>
+          </w:p>
+        </w:tc>
+      </w:tr>
+      <w:tr>
+        <w:tc>
+          <w:tcPr>
+            <w:tcW w:type="dxa" w:w="4320"/>
+          </w:tcPr>
+          <w:p>
+            <w:r>
+              <w:t>Quotations and RFQ responses</w:t>
+            </w:r>
+          </w:p>
+        </w:tc>
+        <w:tc>
+          <w:tcPr>
+            <w:tcW w:type="dxa" w:w="4320"/>
+          </w:tcPr>
+          <w:p>
+            <w:r>
+              <w:t>3 years</w:t>
+            </w:r>
+          </w:p>
+        </w:tc>
+      </w:tr>
+      <w:tr>
+        <w:tc>
+          <w:tcPr>
+            <w:tcW w:type="dxa" w:w="4320"/>
+          </w:tcPr>
+          <w:p>
+            <w:r>
+              <w:t>Tender evaluation reports</w:t>
+            </w:r>
+          </w:p>
+        </w:tc>
+        <w:tc>
+          <w:tcPr>
+            <w:tcW w:type="dxa" w:w="4320"/>
+          </w:tcPr>
+          <w:p>
+            <w:r>
+              <w:t>7 years</w:t>
+            </w:r>
+          </w:p>
+        </w:tc>
+      </w:tr>
+      <w:tr>
+        <w:tc>
+          <w:tcPr>
+            <w:tcW w:type="dxa" w:w="4320"/>
+          </w:tcPr>
+          <w:p>
+            <w:r>
+              <w:t>Payment records</w:t>
+            </w:r>
+          </w:p>
+        </w:tc>
+        <w:tc>
+          <w:tcPr>
+            <w:tcW w:type="dxa" w:w="4320"/>
+          </w:tcPr>
+          <w:p>
+            <w:r>
+              <w:t>7 years</w:t>
+            </w:r>
+          </w:p>
+        </w:tc>
+      </w:tr>
+      <w:tr>
+        <w:tc>
+          <w:tcPr>
+            <w:tcW w:type="dxa" w:w="4320"/>
+          </w:tcPr>
+          <w:p>
+            <w:r>
+              <w:t>Conflict of interest declarations</w:t>
+            </w:r>
+          </w:p>
+        </w:tc>
+        <w:tc>
+          <w:tcPr>
+            <w:tcW w:type="dxa" w:w="4320"/>
+          </w:tcPr>
+          <w:p>
+            <w:r>
+              <w:t>7 years</w:t>
+            </w:r>
+          </w:p>
+        </w:tc>
+      </w:tr>
+    </w:tbl>
+    <w:p>
+      <w:pPr>
+        <w:pStyle w:val="Heading1"/>
+      </w:pPr>
+      <w:r>
+        <w:rPr>
+          <w:color w:val="1E3A8A"/>
+        </w:rPr>
+        <w:t>SECTION 8: SUSTAINABILITY &amp; ESG PROCUREMENT</w:t>
+      </w:r>
+    </w:p>
+    <w:p>
+      <w:r>
+        <w:rPr>
+          <w:b w:val="0"/>
+          <w:i w:val="0"/>
+        </w:rPr>
+        <w:t>8.1  ESG Supplier Assessment: Mandatory for all new contracts above RM 200,000. Covers environmental management, social responsibility, and governance practices.</w:t>
+      </w:r>
+    </w:p>
+    <w:p>
+      <w:r>
+        <w:rPr>
+          <w:b w:val="0"/>
+          <w:i w:val="0"/>
+        </w:rPr>
+        <w:t>8.2  Environmental Certification: ISO 14001 preferred for high-environmental-impact categories. Non-certified suppliers in these categories must provide a documented environmental management plan.</w:t>
+      </w:r>
+    </w:p>
+    <w:p>
+      <w:r>
+        <w:rPr>
+          <w:b w:val="0"/>
+          <w:i w:val="0"/>
+        </w:rPr>
+        <w:t>8.3  Local Sourcing Target: 40% of non-proprietary medical consumable spend from Malaysian-based suppliers by FY2028 (baseline FY2025: 28%).</w:t>
+      </w:r>
+    </w:p>
+    <w:p>
+      <w:r>
+        <w:rPr>
+          <w:b w:val="0"/>
+          <w:i w:val="0"/>
+        </w:rPr>
+        <w:t>8.4  Carbon Footprint Reporting: Tier 1 suppliers (annual spend above RM 1,000,000) shall provide verified Scope 1 and Scope 2 emissions data from FY2027 onward as a condition of preferred supplier status.</w:t>
+      </w:r>
+    </w:p>
+    <w:p>
+      <w:r>
+        <w:rPr>
+          <w:b w:val="0"/>
+          <w:i w:val="0"/>
+        </w:rPr>
+        <w:t>8.5  Modern Slavery Declaration: Mandatory for all international suppliers. Signed annually and reviewed by Head of Procurement.</w:t>
+      </w:r>
+    </w:p>
+    <w:p>
+      <w:r>
+        <w:rPr>
+          <w:b w:val="0"/>
+          <w:i w:val="0"/>
+        </w:rPr>
+        <w:t>8.6  Sustainable Packaging: Required for all supply contracts above RM 500,000 from FY2027.</w:t>
+      </w:r>
+    </w:p>
+    <w:p/>
+    <w:p>
+      <w:r>
+        <w:rPr>
+          <w:b w:val="0"/>
+          <w:i w:val="0"/>
+        </w:rPr>
+        <w:t>8.7  ESG Weighting in Procurement Scoring:</w:t>
+      </w:r>
+    </w:p>
+    <w:p>
+      <w:pPr>
+        <w:pStyle w:val="ListBullet"/>
+      </w:pPr>
+      <w:r>
+        <w:t>Standard ESG weight in supplier scorecard: 5%</w:t>
+      </w:r>
+    </w:p>
+    <w:p>
+      <w:pPr>
+        <w:pStyle w:val="ListBullet"/>
+      </w:pPr>
+      <w:r>
+        <w:t>High-impact categories: ESG weight may be increased to 10% with CFO approval</w:t>
+      </w:r>
+    </w:p>
+    <w:p>
+      <w:pPr>
+        <w:pStyle w:val="ListBullet"/>
+      </w:pPr>
+      <w:r>
+        <w:t>Suppliers scoring below 2.0 on ESG in high-impact categories will not be recommended for contract award</w:t>
+      </w:r>
+    </w:p>
+    <w:p/>
+    <w:p/>
+    <w:p>
+      <w:pPr>
+        <w:jc w:val="center"/>
+      </w:pPr>
+      <w:r>
+        <w:rPr>
+          <w:b/>
+          <w:i w:val="0"/>
+        </w:rPr>
+        <w:t>--- END OF POLICY MANUAL ---</w:t>
       </w:r>
     </w:p>
     <w:sectPr>
@@ -1039,10 +3055,6 @@
     <w:name w:val="Normal"/>
     <w:qFormat/>
     <w:rsid w:val="00FC693F"/>
-    <w:rPr>
-      <w:rFonts w:ascii="Calibri" w:hAnsi="Calibri"/>
-      <w:sz w:val="22"/>
-    </w:rPr>
   </w:style>
   <w:style w:type="paragraph" w:styleId="Header">
     <w:name w:val="header"/>
